--- a/backend/src/main/resources/templates/letterheads/ME_Landscape.docx
+++ b/backend/src/main/resources/templates/letterheads/ME_Landscape.docx
@@ -7,14 +7,15 @@
         <w:rPr>
           <w:rFonts w:asciiTheme="majorHAnsi" w:eastAsia="Calibri" w:hAnsiTheme="majorHAnsi" w:cs="Nirmala UI"/>
           <w:b/>
-          <w:sz w:val="24"/>
-          <w:szCs w:val="24"/>
+          <w:sz w:val="12"/>
+          <w:szCs w:val="12"/>
         </w:rPr>
       </w:pPr>
+      <w:r/>
     </w:p>
     <w:sectPr>
-      <w:headerReference w:type="default" r:id="rId8"/>
-      <w:footerReference w:type="default" r:id="rId9"/>
+      <w:headerReference w:type="default" r:id="rId10"/>
+      <w:footerReference w:type="default" r:id="rId11"/>
       <w:type w:val="continuous"/>
       <w:pgSz w:w="16838" w:h="11906" w:orient="landscape" w:code="9"/>
       <w:pgMar w:top="0" w:right="142" w:bottom="0" w:left="426" w:header="227" w:footer="0" w:gutter="0"/>
@@ -49,12 +50,65 @@
   <w:p>
     <w:pPr>
       <w:pStyle w:val="Footer"/>
+      <w:ind w:left="-567" w:right="-567"/>
     </w:pPr>
-  </w:p>
-  <w:p>
-    <w:pPr>
-      <w:pStyle w:val="Footer"/>
-    </w:pPr>
+    <w:r>
+      <w:rPr>
+        <w:noProof/>
+      </w:rPr>
+      <w:drawing>
+        <wp:anchor distT="0" distB="0" distL="114300" distR="114300" simplePos="0" relativeHeight="251666432" behindDoc="1" locked="0" layoutInCell="1" allowOverlap="1" wp14:anchorId="36EDF0E4" wp14:editId="61B064D4">
+          <wp:simplePos x="0" y="0"/>
+          <wp:positionH relativeFrom="column">
+            <wp:posOffset>-360045</wp:posOffset>
+          </wp:positionH>
+          <wp:positionV relativeFrom="paragraph">
+            <wp:posOffset>-121920</wp:posOffset>
+          </wp:positionV>
+          <wp:extent cx="11076305" cy="152400"/>
+          <wp:effectExtent l="0" t="0" r="0" b="0"/>
+          <wp:wrapNone/>
+          <wp:docPr id="1254496879" name="Picture 1"/>
+          <wp:cNvGraphicFramePr>
+            <a:graphicFrameLocks xmlns:a="http://schemas.openxmlformats.org/drawingml/2006/main" noChangeAspect="1"/>
+          </wp:cNvGraphicFramePr>
+          <a:graphic xmlns:a="http://schemas.openxmlformats.org/drawingml/2006/main">
+            <a:graphicData uri="http://schemas.openxmlformats.org/drawingml/2006/picture">
+              <pic:pic xmlns:pic="http://schemas.openxmlformats.org/drawingml/2006/picture">
+                <pic:nvPicPr>
+                  <pic:cNvPr id="590407220" name=""/>
+                  <pic:cNvPicPr/>
+                </pic:nvPicPr>
+                <pic:blipFill>
+                  <a:blip r:embed="rId1">
+                    <a:extLst>
+                      <a:ext uri="{28A0092B-C50C-407E-A947-70E740481C1C}">
+                        <a14:useLocalDpi xmlns:a14="http://schemas.microsoft.com/office/drawing/2010/main" val="0"/>
+                      </a:ext>
+                    </a:extLst>
+                  </a:blip>
+                  <a:stretch>
+                    <a:fillRect/>
+                  </a:stretch>
+                </pic:blipFill>
+                <pic:spPr>
+                  <a:xfrm>
+                    <a:off x="0" y="0"/>
+                    <a:ext cx="11076305" cy="152400"/>
+                  </a:xfrm>
+                  <a:prstGeom prst="rect">
+                    <a:avLst/>
+                  </a:prstGeom>
+                </pic:spPr>
+              </pic:pic>
+            </a:graphicData>
+          </a:graphic>
+          <wp14:sizeRelV relativeFrom="margin">
+            <wp14:pctHeight>0</wp14:pctHeight>
+          </wp14:sizeRelV>
+        </wp:anchor>
+      </w:drawing>
+    </w:r>
   </w:p>
 </w:ftr>
 </file>
@@ -116,7 +170,7 @@
           <wp:extent cx="1000125" cy="973959"/>
           <wp:effectExtent l="0" t="0" r="0" b="0"/>
           <wp:wrapNone/>
-          <wp:docPr id="1300263600" name="Picture 1300263600" descr="A blue and grey circle with white lines&#10;&#10;AI-generated content may be incorrect."/>
+          <wp:docPr id="594490206" name="Picture 594490206" descr="A blue and grey circle with white lines&#10;&#10;AI-generated content may be incorrect."/>
           <wp:cNvGraphicFramePr>
             <a:graphicFrameLocks xmlns:a="http://schemas.openxmlformats.org/drawingml/2006/main" noChangeAspect="1"/>
           </wp:cNvGraphicFramePr>
@@ -182,7 +236,7 @@
           <wp:extent cx="1875609" cy="492760"/>
           <wp:effectExtent l="0" t="0" r="0" b="2540"/>
           <wp:wrapNone/>
-          <wp:docPr id="1637503286" name="Picture 1637503286" descr="A logo with blue and grey text&#10;&#10;AI-generated content may be incorrect."/>
+          <wp:docPr id="4469221" name="Picture 4469221" descr="A logo with blue and grey text&#10;&#10;AI-generated content may be incorrect."/>
           <wp:cNvGraphicFramePr>
             <a:graphicFrameLocks xmlns:a="http://schemas.openxmlformats.org/drawingml/2006/main" noChangeAspect="1"/>
           </wp:cNvGraphicFramePr>
@@ -596,34 +650,7 @@
         <w:sz w:val="20"/>
         <w:szCs w:val="20"/>
       </w:rPr>
-      <w:t>______________________________________________________________________________________________________________________</w:t>
-    </w:r>
-    <w:r>
-      <w:rPr>
-        <w:rFonts w:asciiTheme="majorHAnsi" w:eastAsia="Calibri" w:hAnsiTheme="majorHAnsi"/>
-        <w:noProof/>
-        <w:sz w:val="20"/>
-        <w:szCs w:val="20"/>
-      </w:rPr>
-      <w:t>_</w:t>
-    </w:r>
-    <w:r>
-      <w:rPr>
-        <w:rFonts w:asciiTheme="majorHAnsi" w:eastAsia="Calibri" w:hAnsiTheme="majorHAnsi"/>
-        <w:noProof/>
-        <w:sz w:val="20"/>
-        <w:szCs w:val="20"/>
-      </w:rPr>
-      <w:t>___________________________________________________</w:t>
-    </w:r>
-    <w:r>
-      <w:rPr>
-        <w:rFonts w:asciiTheme="majorHAnsi" w:eastAsia="Calibri" w:hAnsiTheme="majorHAnsi"/>
-        <w:noProof/>
-        <w:sz w:val="20"/>
-        <w:szCs w:val="20"/>
-      </w:rPr>
-      <w:t>_________________________________________________________</w:t>
+      <w:t>_____________________________________________________________________________________________________________________________________________________________________________________________________________</w:t>
     </w:r>
   </w:p>
 </w:hdr>
@@ -632,127 +659,6 @@
 <file path=word/numbering.xml><?xml version="1.0" encoding="utf-8"?>
 <w:numbering xmlns:wpc="http://schemas.microsoft.com/office/word/2010/wordprocessingCanvas" xmlns:cx="http://schemas.microsoft.com/office/drawing/2014/chartex" xmlns:cx1="http://schemas.microsoft.com/office/drawing/2015/9/8/chartex" xmlns:cx2="http://schemas.microsoft.com/office/drawing/2015/10/21/chartex" xmlns:cx3="http://schemas.microsoft.com/office/drawing/2016/5/9/chartex" xmlns:cx4="http://schemas.microsoft.com/office/drawing/2016/5/10/chartex" xmlns:cx5="http://schemas.microsoft.com/office/drawing/2016/5/11/chartex" xmlns:cx6="http://schemas.microsoft.com/office/drawing/2016/5/12/chartex" xmlns:cx7="http://schemas.microsoft.com/office/drawing/2016/5/13/chartex" xmlns:cx8="http://schemas.microsoft.com/office/drawing/2016/5/14/chartex" xmlns:mc="http://schemas.openxmlformats.org/markup-compatibility/2006" xmlns:aink="http://schemas.microsoft.com/office/drawing/2016/ink" xmlns:am3d="http://schemas.microsoft.com/office/drawing/2017/model3d" xmlns:o="urn:schemas-microsoft-com:office:office" xmlns:oel="http://schemas.microsoft.com/office/2019/extlst" xmlns:r="http://schemas.openxmlformats.org/officeDocument/2006/relationships" xmlns:m="http://schemas.openxmlformats.org/officeDocument/2006/math" xmlns:v="urn:schemas-microsoft-com:vml" xmlns:wp14="http://schemas.microsoft.com/office/word/2010/wordprocessingDrawing" xmlns:wp="http://schemas.openxmlformats.org/drawingml/2006/wordprocessingDrawing" xmlns:w10="urn:schemas-microsoft-com:office:word" xmlns:w="http://schemas.openxmlformats.org/wordprocessingml/2006/main" xmlns:w14="http://schemas.microsoft.com/office/word/2010/wordml" xmlns:w15="http://schemas.microsoft.com/office/word/2012/wordml" xmlns:w16cex="http://schemas.microsoft.com/office/word/2018/wordml/cex" xmlns:w16cid="http://schemas.microsoft.com/office/word/2016/wordml/cid" xmlns:w16="http://schemas.microsoft.com/office/word/2018/wordml" xmlns:w16du="http://schemas.microsoft.com/office/word/2023/wordml/word16du" xmlns:w16sdtdh="http://schemas.microsoft.com/office/word/2020/wordml/sdtdatahash" xmlns:w16sdtfl="http://schemas.microsoft.com/office/word/2024/wordml/sdtformatlock" xmlns:w16se="http://schemas.microsoft.com/office/word/2015/wordml/symex" xmlns:wpg="http://schemas.microsoft.com/office/word/2010/wordprocessingGroup" xmlns:wpi="http://schemas.microsoft.com/office/word/2010/wordprocessingInk" xmlns:wne="http://schemas.microsoft.com/office/word/2006/wordml" xmlns:wps="http://schemas.microsoft.com/office/word/2010/wordprocessingShape" mc:Ignorable="w14 w15 w16se w16cid w16 w16cex w16sdtdh w16sdtfl w16du wp14">
   <w:abstractNum w:abstractNumId="0" w15:restartNumberingAfterBreak="0">
-    <w:nsid w:val="01D14E26"/>
-    <w:multiLevelType w:val="hybridMultilevel"/>
-    <w:tmpl w:val="BBE24D58"/>
-    <w:lvl w:ilvl="0" w:tplc="B5BC5A74">
-      <w:numFmt w:val="bullet"/>
-      <w:lvlText w:val=""/>
-      <w:lvlJc w:val="left"/>
-      <w:pPr>
-        <w:ind w:left="820" w:hanging="361"/>
-      </w:pPr>
-      <w:rPr>
-        <w:rFonts w:ascii="Symbol" w:eastAsia="Symbol" w:hAnsi="Symbol" w:cs="Symbol" w:hint="default"/>
-        <w:b w:val="0"/>
-        <w:bCs w:val="0"/>
-        <w:i w:val="0"/>
-        <w:iCs w:val="0"/>
-        <w:spacing w:val="0"/>
-        <w:w w:val="100"/>
-        <w:sz w:val="24"/>
-        <w:szCs w:val="24"/>
-        <w:lang w:val="en-US" w:eastAsia="en-US" w:bidi="ar-SA"/>
-      </w:rPr>
-    </w:lvl>
-    <w:lvl w:ilvl="1" w:tplc="ACB0501E">
-      <w:numFmt w:val="bullet"/>
-      <w:lvlText w:val="•"/>
-      <w:lvlJc w:val="left"/>
-      <w:pPr>
-        <w:ind w:left="1179" w:hanging="361"/>
-      </w:pPr>
-      <w:rPr>
-        <w:rFonts w:hint="default"/>
-        <w:lang w:val="en-US" w:eastAsia="en-US" w:bidi="ar-SA"/>
-      </w:rPr>
-    </w:lvl>
-    <w:lvl w:ilvl="2" w:tplc="176CD380">
-      <w:numFmt w:val="bullet"/>
-      <w:lvlText w:val="•"/>
-      <w:lvlJc w:val="left"/>
-      <w:pPr>
-        <w:ind w:left="1539" w:hanging="361"/>
-      </w:pPr>
-      <w:rPr>
-        <w:rFonts w:hint="default"/>
-        <w:lang w:val="en-US" w:eastAsia="en-US" w:bidi="ar-SA"/>
-      </w:rPr>
-    </w:lvl>
-    <w:lvl w:ilvl="3" w:tplc="9628E2EA">
-      <w:numFmt w:val="bullet"/>
-      <w:lvlText w:val="•"/>
-      <w:lvlJc w:val="left"/>
-      <w:pPr>
-        <w:ind w:left="1899" w:hanging="361"/>
-      </w:pPr>
-      <w:rPr>
-        <w:rFonts w:hint="default"/>
-        <w:lang w:val="en-US" w:eastAsia="en-US" w:bidi="ar-SA"/>
-      </w:rPr>
-    </w:lvl>
-    <w:lvl w:ilvl="4" w:tplc="DDC08A80">
-      <w:numFmt w:val="bullet"/>
-      <w:lvlText w:val="•"/>
-      <w:lvlJc w:val="left"/>
-      <w:pPr>
-        <w:ind w:left="2259" w:hanging="361"/>
-      </w:pPr>
-      <w:rPr>
-        <w:rFonts w:hint="default"/>
-        <w:lang w:val="en-US" w:eastAsia="en-US" w:bidi="ar-SA"/>
-      </w:rPr>
-    </w:lvl>
-    <w:lvl w:ilvl="5" w:tplc="CB02A78C">
-      <w:numFmt w:val="bullet"/>
-      <w:lvlText w:val="•"/>
-      <w:lvlJc w:val="left"/>
-      <w:pPr>
-        <w:ind w:left="2619" w:hanging="361"/>
-      </w:pPr>
-      <w:rPr>
-        <w:rFonts w:hint="default"/>
-        <w:lang w:val="en-US" w:eastAsia="en-US" w:bidi="ar-SA"/>
-      </w:rPr>
-    </w:lvl>
-    <w:lvl w:ilvl="6" w:tplc="4FC4A258">
-      <w:numFmt w:val="bullet"/>
-      <w:lvlText w:val="•"/>
-      <w:lvlJc w:val="left"/>
-      <w:pPr>
-        <w:ind w:left="2978" w:hanging="361"/>
-      </w:pPr>
-      <w:rPr>
-        <w:rFonts w:hint="default"/>
-        <w:lang w:val="en-US" w:eastAsia="en-US" w:bidi="ar-SA"/>
-      </w:rPr>
-    </w:lvl>
-    <w:lvl w:ilvl="7" w:tplc="85C8E54A">
-      <w:numFmt w:val="bullet"/>
-      <w:lvlText w:val="•"/>
-      <w:lvlJc w:val="left"/>
-      <w:pPr>
-        <w:ind w:left="3338" w:hanging="361"/>
-      </w:pPr>
-      <w:rPr>
-        <w:rFonts w:hint="default"/>
-        <w:lang w:val="en-US" w:eastAsia="en-US" w:bidi="ar-SA"/>
-      </w:rPr>
-    </w:lvl>
-    <w:lvl w:ilvl="8" w:tplc="05F86292">
-      <w:numFmt w:val="bullet"/>
-      <w:lvlText w:val="•"/>
-      <w:lvlJc w:val="left"/>
-      <w:pPr>
-        <w:ind w:left="3698" w:hanging="361"/>
-      </w:pPr>
-      <w:rPr>
-        <w:rFonts w:hint="default"/>
-        <w:lang w:val="en-US" w:eastAsia="en-US" w:bidi="ar-SA"/>
-      </w:rPr>
-    </w:lvl>
-  </w:abstractNum>
-  <w:abstractNum w:abstractNumId="1" w15:restartNumberingAfterBreak="0">
     <w:nsid w:val="041B3D73"/>
     <w:multiLevelType w:val="hybridMultilevel"/>
     <w:tmpl w:val="34D2C0AC"/>
@@ -874,7 +780,7 @@
       </w:rPr>
     </w:lvl>
   </w:abstractNum>
-  <w:abstractNum w:abstractNumId="2" w15:restartNumberingAfterBreak="0">
+  <w:abstractNum w:abstractNumId="1" w15:restartNumberingAfterBreak="0">
     <w:nsid w:val="04600762"/>
     <w:multiLevelType w:val="hybridMultilevel"/>
     <w:tmpl w:val="A24269C6"/>
@@ -963,491 +869,7 @@
       </w:pPr>
     </w:lvl>
   </w:abstractNum>
-  <w:abstractNum w:abstractNumId="3" w15:restartNumberingAfterBreak="0">
-    <w:nsid w:val="0BB5445A"/>
-    <w:multiLevelType w:val="hybridMultilevel"/>
-    <w:tmpl w:val="CD941CD4"/>
-    <w:lvl w:ilvl="0" w:tplc="68F8643E">
-      <w:numFmt w:val="bullet"/>
-      <w:lvlText w:val=""/>
-      <w:lvlJc w:val="left"/>
-      <w:pPr>
-        <w:ind w:left="820" w:hanging="361"/>
-      </w:pPr>
-      <w:rPr>
-        <w:rFonts w:ascii="Symbol" w:eastAsia="Symbol" w:hAnsi="Symbol" w:cs="Symbol" w:hint="default"/>
-        <w:b w:val="0"/>
-        <w:bCs w:val="0"/>
-        <w:i w:val="0"/>
-        <w:iCs w:val="0"/>
-        <w:spacing w:val="0"/>
-        <w:w w:val="100"/>
-        <w:sz w:val="24"/>
-        <w:szCs w:val="24"/>
-        <w:lang w:val="en-US" w:eastAsia="en-US" w:bidi="ar-SA"/>
-      </w:rPr>
-    </w:lvl>
-    <w:lvl w:ilvl="1" w:tplc="3C0021BC">
-      <w:numFmt w:val="bullet"/>
-      <w:lvlText w:val="•"/>
-      <w:lvlJc w:val="left"/>
-      <w:pPr>
-        <w:ind w:left="1179" w:hanging="361"/>
-      </w:pPr>
-      <w:rPr>
-        <w:rFonts w:hint="default"/>
-        <w:lang w:val="en-US" w:eastAsia="en-US" w:bidi="ar-SA"/>
-      </w:rPr>
-    </w:lvl>
-    <w:lvl w:ilvl="2" w:tplc="9B524878">
-      <w:numFmt w:val="bullet"/>
-      <w:lvlText w:val="•"/>
-      <w:lvlJc w:val="left"/>
-      <w:pPr>
-        <w:ind w:left="1539" w:hanging="361"/>
-      </w:pPr>
-      <w:rPr>
-        <w:rFonts w:hint="default"/>
-        <w:lang w:val="en-US" w:eastAsia="en-US" w:bidi="ar-SA"/>
-      </w:rPr>
-    </w:lvl>
-    <w:lvl w:ilvl="3" w:tplc="7F92A91E">
-      <w:numFmt w:val="bullet"/>
-      <w:lvlText w:val="•"/>
-      <w:lvlJc w:val="left"/>
-      <w:pPr>
-        <w:ind w:left="1899" w:hanging="361"/>
-      </w:pPr>
-      <w:rPr>
-        <w:rFonts w:hint="default"/>
-        <w:lang w:val="en-US" w:eastAsia="en-US" w:bidi="ar-SA"/>
-      </w:rPr>
-    </w:lvl>
-    <w:lvl w:ilvl="4" w:tplc="7934490C">
-      <w:numFmt w:val="bullet"/>
-      <w:lvlText w:val="•"/>
-      <w:lvlJc w:val="left"/>
-      <w:pPr>
-        <w:ind w:left="2259" w:hanging="361"/>
-      </w:pPr>
-      <w:rPr>
-        <w:rFonts w:hint="default"/>
-        <w:lang w:val="en-US" w:eastAsia="en-US" w:bidi="ar-SA"/>
-      </w:rPr>
-    </w:lvl>
-    <w:lvl w:ilvl="5" w:tplc="E88A9F22">
-      <w:numFmt w:val="bullet"/>
-      <w:lvlText w:val="•"/>
-      <w:lvlJc w:val="left"/>
-      <w:pPr>
-        <w:ind w:left="2619" w:hanging="361"/>
-      </w:pPr>
-      <w:rPr>
-        <w:rFonts w:hint="default"/>
-        <w:lang w:val="en-US" w:eastAsia="en-US" w:bidi="ar-SA"/>
-      </w:rPr>
-    </w:lvl>
-    <w:lvl w:ilvl="6" w:tplc="62CC8456">
-      <w:numFmt w:val="bullet"/>
-      <w:lvlText w:val="•"/>
-      <w:lvlJc w:val="left"/>
-      <w:pPr>
-        <w:ind w:left="2978" w:hanging="361"/>
-      </w:pPr>
-      <w:rPr>
-        <w:rFonts w:hint="default"/>
-        <w:lang w:val="en-US" w:eastAsia="en-US" w:bidi="ar-SA"/>
-      </w:rPr>
-    </w:lvl>
-    <w:lvl w:ilvl="7" w:tplc="49548A74">
-      <w:numFmt w:val="bullet"/>
-      <w:lvlText w:val="•"/>
-      <w:lvlJc w:val="left"/>
-      <w:pPr>
-        <w:ind w:left="3338" w:hanging="361"/>
-      </w:pPr>
-      <w:rPr>
-        <w:rFonts w:hint="default"/>
-        <w:lang w:val="en-US" w:eastAsia="en-US" w:bidi="ar-SA"/>
-      </w:rPr>
-    </w:lvl>
-    <w:lvl w:ilvl="8" w:tplc="FEAE1BE2">
-      <w:numFmt w:val="bullet"/>
-      <w:lvlText w:val="•"/>
-      <w:lvlJc w:val="left"/>
-      <w:pPr>
-        <w:ind w:left="3698" w:hanging="361"/>
-      </w:pPr>
-      <w:rPr>
-        <w:rFonts w:hint="default"/>
-        <w:lang w:val="en-US" w:eastAsia="en-US" w:bidi="ar-SA"/>
-      </w:rPr>
-    </w:lvl>
-  </w:abstractNum>
-  <w:abstractNum w:abstractNumId="4" w15:restartNumberingAfterBreak="0">
-    <w:nsid w:val="0EB320CB"/>
-    <w:multiLevelType w:val="hybridMultilevel"/>
-    <w:tmpl w:val="7C9A90A4"/>
-    <w:lvl w:ilvl="0" w:tplc="482AC460">
-      <w:numFmt w:val="bullet"/>
-      <w:lvlText w:val=""/>
-      <w:lvlJc w:val="left"/>
-      <w:pPr>
-        <w:ind w:left="820" w:hanging="361"/>
-      </w:pPr>
-      <w:rPr>
-        <w:rFonts w:ascii="Symbol" w:eastAsia="Symbol" w:hAnsi="Symbol" w:cs="Symbol" w:hint="default"/>
-        <w:b w:val="0"/>
-        <w:bCs w:val="0"/>
-        <w:i w:val="0"/>
-        <w:iCs w:val="0"/>
-        <w:spacing w:val="0"/>
-        <w:w w:val="100"/>
-        <w:sz w:val="24"/>
-        <w:szCs w:val="24"/>
-        <w:lang w:val="en-US" w:eastAsia="en-US" w:bidi="ar-SA"/>
-      </w:rPr>
-    </w:lvl>
-    <w:lvl w:ilvl="1" w:tplc="500079C6">
-      <w:numFmt w:val="bullet"/>
-      <w:lvlText w:val="•"/>
-      <w:lvlJc w:val="left"/>
-      <w:pPr>
-        <w:ind w:left="1179" w:hanging="361"/>
-      </w:pPr>
-      <w:rPr>
-        <w:rFonts w:hint="default"/>
-        <w:lang w:val="en-US" w:eastAsia="en-US" w:bidi="ar-SA"/>
-      </w:rPr>
-    </w:lvl>
-    <w:lvl w:ilvl="2" w:tplc="1CB0ED36">
-      <w:numFmt w:val="bullet"/>
-      <w:lvlText w:val="•"/>
-      <w:lvlJc w:val="left"/>
-      <w:pPr>
-        <w:ind w:left="1539" w:hanging="361"/>
-      </w:pPr>
-      <w:rPr>
-        <w:rFonts w:hint="default"/>
-        <w:lang w:val="en-US" w:eastAsia="en-US" w:bidi="ar-SA"/>
-      </w:rPr>
-    </w:lvl>
-    <w:lvl w:ilvl="3" w:tplc="DD0A5332">
-      <w:numFmt w:val="bullet"/>
-      <w:lvlText w:val="•"/>
-      <w:lvlJc w:val="left"/>
-      <w:pPr>
-        <w:ind w:left="1899" w:hanging="361"/>
-      </w:pPr>
-      <w:rPr>
-        <w:rFonts w:hint="default"/>
-        <w:lang w:val="en-US" w:eastAsia="en-US" w:bidi="ar-SA"/>
-      </w:rPr>
-    </w:lvl>
-    <w:lvl w:ilvl="4" w:tplc="32AC4628">
-      <w:numFmt w:val="bullet"/>
-      <w:lvlText w:val="•"/>
-      <w:lvlJc w:val="left"/>
-      <w:pPr>
-        <w:ind w:left="2259" w:hanging="361"/>
-      </w:pPr>
-      <w:rPr>
-        <w:rFonts w:hint="default"/>
-        <w:lang w:val="en-US" w:eastAsia="en-US" w:bidi="ar-SA"/>
-      </w:rPr>
-    </w:lvl>
-    <w:lvl w:ilvl="5" w:tplc="C6740780">
-      <w:numFmt w:val="bullet"/>
-      <w:lvlText w:val="•"/>
-      <w:lvlJc w:val="left"/>
-      <w:pPr>
-        <w:ind w:left="2619" w:hanging="361"/>
-      </w:pPr>
-      <w:rPr>
-        <w:rFonts w:hint="default"/>
-        <w:lang w:val="en-US" w:eastAsia="en-US" w:bidi="ar-SA"/>
-      </w:rPr>
-    </w:lvl>
-    <w:lvl w:ilvl="6" w:tplc="2A686028">
-      <w:numFmt w:val="bullet"/>
-      <w:lvlText w:val="•"/>
-      <w:lvlJc w:val="left"/>
-      <w:pPr>
-        <w:ind w:left="2978" w:hanging="361"/>
-      </w:pPr>
-      <w:rPr>
-        <w:rFonts w:hint="default"/>
-        <w:lang w:val="en-US" w:eastAsia="en-US" w:bidi="ar-SA"/>
-      </w:rPr>
-    </w:lvl>
-    <w:lvl w:ilvl="7" w:tplc="49F83826">
-      <w:numFmt w:val="bullet"/>
-      <w:lvlText w:val="•"/>
-      <w:lvlJc w:val="left"/>
-      <w:pPr>
-        <w:ind w:left="3338" w:hanging="361"/>
-      </w:pPr>
-      <w:rPr>
-        <w:rFonts w:hint="default"/>
-        <w:lang w:val="en-US" w:eastAsia="en-US" w:bidi="ar-SA"/>
-      </w:rPr>
-    </w:lvl>
-    <w:lvl w:ilvl="8" w:tplc="6FFC8918">
-      <w:numFmt w:val="bullet"/>
-      <w:lvlText w:val="•"/>
-      <w:lvlJc w:val="left"/>
-      <w:pPr>
-        <w:ind w:left="3698" w:hanging="361"/>
-      </w:pPr>
-      <w:rPr>
-        <w:rFonts w:hint="default"/>
-        <w:lang w:val="en-US" w:eastAsia="en-US" w:bidi="ar-SA"/>
-      </w:rPr>
-    </w:lvl>
-  </w:abstractNum>
-  <w:abstractNum w:abstractNumId="5" w15:restartNumberingAfterBreak="0">
-    <w:nsid w:val="1046702B"/>
-    <w:multiLevelType w:val="hybridMultilevel"/>
-    <w:tmpl w:val="E23CAD5C"/>
-    <w:lvl w:ilvl="0" w:tplc="555CFCC2">
-      <w:numFmt w:val="bullet"/>
-      <w:lvlText w:val=""/>
-      <w:lvlJc w:val="left"/>
-      <w:pPr>
-        <w:ind w:left="820" w:hanging="361"/>
-      </w:pPr>
-      <w:rPr>
-        <w:rFonts w:ascii="Symbol" w:eastAsia="Symbol" w:hAnsi="Symbol" w:cs="Symbol" w:hint="default"/>
-        <w:b w:val="0"/>
-        <w:bCs w:val="0"/>
-        <w:i w:val="0"/>
-        <w:iCs w:val="0"/>
-        <w:spacing w:val="0"/>
-        <w:w w:val="100"/>
-        <w:sz w:val="24"/>
-        <w:szCs w:val="24"/>
-        <w:lang w:val="en-US" w:eastAsia="en-US" w:bidi="ar-SA"/>
-      </w:rPr>
-    </w:lvl>
-    <w:lvl w:ilvl="1" w:tplc="38321F6E">
-      <w:numFmt w:val="bullet"/>
-      <w:lvlText w:val="•"/>
-      <w:lvlJc w:val="left"/>
-      <w:pPr>
-        <w:ind w:left="1179" w:hanging="361"/>
-      </w:pPr>
-      <w:rPr>
-        <w:rFonts w:hint="default"/>
-        <w:lang w:val="en-US" w:eastAsia="en-US" w:bidi="ar-SA"/>
-      </w:rPr>
-    </w:lvl>
-    <w:lvl w:ilvl="2" w:tplc="2FCE5BB6">
-      <w:numFmt w:val="bullet"/>
-      <w:lvlText w:val="•"/>
-      <w:lvlJc w:val="left"/>
-      <w:pPr>
-        <w:ind w:left="1539" w:hanging="361"/>
-      </w:pPr>
-      <w:rPr>
-        <w:rFonts w:hint="default"/>
-        <w:lang w:val="en-US" w:eastAsia="en-US" w:bidi="ar-SA"/>
-      </w:rPr>
-    </w:lvl>
-    <w:lvl w:ilvl="3" w:tplc="B6823FF2">
-      <w:numFmt w:val="bullet"/>
-      <w:lvlText w:val="•"/>
-      <w:lvlJc w:val="left"/>
-      <w:pPr>
-        <w:ind w:left="1899" w:hanging="361"/>
-      </w:pPr>
-      <w:rPr>
-        <w:rFonts w:hint="default"/>
-        <w:lang w:val="en-US" w:eastAsia="en-US" w:bidi="ar-SA"/>
-      </w:rPr>
-    </w:lvl>
-    <w:lvl w:ilvl="4" w:tplc="A6FE059E">
-      <w:numFmt w:val="bullet"/>
-      <w:lvlText w:val="•"/>
-      <w:lvlJc w:val="left"/>
-      <w:pPr>
-        <w:ind w:left="2259" w:hanging="361"/>
-      </w:pPr>
-      <w:rPr>
-        <w:rFonts w:hint="default"/>
-        <w:lang w:val="en-US" w:eastAsia="en-US" w:bidi="ar-SA"/>
-      </w:rPr>
-    </w:lvl>
-    <w:lvl w:ilvl="5" w:tplc="0082B910">
-      <w:numFmt w:val="bullet"/>
-      <w:lvlText w:val="•"/>
-      <w:lvlJc w:val="left"/>
-      <w:pPr>
-        <w:ind w:left="2619" w:hanging="361"/>
-      </w:pPr>
-      <w:rPr>
-        <w:rFonts w:hint="default"/>
-        <w:lang w:val="en-US" w:eastAsia="en-US" w:bidi="ar-SA"/>
-      </w:rPr>
-    </w:lvl>
-    <w:lvl w:ilvl="6" w:tplc="38E4FC4E">
-      <w:numFmt w:val="bullet"/>
-      <w:lvlText w:val="•"/>
-      <w:lvlJc w:val="left"/>
-      <w:pPr>
-        <w:ind w:left="2978" w:hanging="361"/>
-      </w:pPr>
-      <w:rPr>
-        <w:rFonts w:hint="default"/>
-        <w:lang w:val="en-US" w:eastAsia="en-US" w:bidi="ar-SA"/>
-      </w:rPr>
-    </w:lvl>
-    <w:lvl w:ilvl="7" w:tplc="C7C09080">
-      <w:numFmt w:val="bullet"/>
-      <w:lvlText w:val="•"/>
-      <w:lvlJc w:val="left"/>
-      <w:pPr>
-        <w:ind w:left="3338" w:hanging="361"/>
-      </w:pPr>
-      <w:rPr>
-        <w:rFonts w:hint="default"/>
-        <w:lang w:val="en-US" w:eastAsia="en-US" w:bidi="ar-SA"/>
-      </w:rPr>
-    </w:lvl>
-    <w:lvl w:ilvl="8" w:tplc="FE6AAAE6">
-      <w:numFmt w:val="bullet"/>
-      <w:lvlText w:val="•"/>
-      <w:lvlJc w:val="left"/>
-      <w:pPr>
-        <w:ind w:left="3698" w:hanging="361"/>
-      </w:pPr>
-      <w:rPr>
-        <w:rFonts w:hint="default"/>
-        <w:lang w:val="en-US" w:eastAsia="en-US" w:bidi="ar-SA"/>
-      </w:rPr>
-    </w:lvl>
-  </w:abstractNum>
-  <w:abstractNum w:abstractNumId="6" w15:restartNumberingAfterBreak="0">
-    <w:nsid w:val="108F5FD6"/>
-    <w:multiLevelType w:val="hybridMultilevel"/>
-    <w:tmpl w:val="BAF4C742"/>
-    <w:lvl w:ilvl="0" w:tplc="BA583C58">
-      <w:numFmt w:val="bullet"/>
-      <w:lvlText w:val=""/>
-      <w:lvlJc w:val="left"/>
-      <w:pPr>
-        <w:ind w:left="820" w:hanging="361"/>
-      </w:pPr>
-      <w:rPr>
-        <w:rFonts w:ascii="Symbol" w:eastAsia="Symbol" w:hAnsi="Symbol" w:cs="Symbol" w:hint="default"/>
-        <w:b w:val="0"/>
-        <w:bCs w:val="0"/>
-        <w:i w:val="0"/>
-        <w:iCs w:val="0"/>
-        <w:spacing w:val="0"/>
-        <w:w w:val="100"/>
-        <w:sz w:val="24"/>
-        <w:szCs w:val="24"/>
-        <w:lang w:val="en-US" w:eastAsia="en-US" w:bidi="ar-SA"/>
-      </w:rPr>
-    </w:lvl>
-    <w:lvl w:ilvl="1" w:tplc="70862990">
-      <w:numFmt w:val="bullet"/>
-      <w:lvlText w:val="•"/>
-      <w:lvlJc w:val="left"/>
-      <w:pPr>
-        <w:ind w:left="1179" w:hanging="361"/>
-      </w:pPr>
-      <w:rPr>
-        <w:rFonts w:hint="default"/>
-        <w:lang w:val="en-US" w:eastAsia="en-US" w:bidi="ar-SA"/>
-      </w:rPr>
-    </w:lvl>
-    <w:lvl w:ilvl="2" w:tplc="F8962EC4">
-      <w:numFmt w:val="bullet"/>
-      <w:lvlText w:val="•"/>
-      <w:lvlJc w:val="left"/>
-      <w:pPr>
-        <w:ind w:left="1539" w:hanging="361"/>
-      </w:pPr>
-      <w:rPr>
-        <w:rFonts w:hint="default"/>
-        <w:lang w:val="en-US" w:eastAsia="en-US" w:bidi="ar-SA"/>
-      </w:rPr>
-    </w:lvl>
-    <w:lvl w:ilvl="3" w:tplc="6966DD3C">
-      <w:numFmt w:val="bullet"/>
-      <w:lvlText w:val="•"/>
-      <w:lvlJc w:val="left"/>
-      <w:pPr>
-        <w:ind w:left="1899" w:hanging="361"/>
-      </w:pPr>
-      <w:rPr>
-        <w:rFonts w:hint="default"/>
-        <w:lang w:val="en-US" w:eastAsia="en-US" w:bidi="ar-SA"/>
-      </w:rPr>
-    </w:lvl>
-    <w:lvl w:ilvl="4" w:tplc="E03AB128">
-      <w:numFmt w:val="bullet"/>
-      <w:lvlText w:val="•"/>
-      <w:lvlJc w:val="left"/>
-      <w:pPr>
-        <w:ind w:left="2259" w:hanging="361"/>
-      </w:pPr>
-      <w:rPr>
-        <w:rFonts w:hint="default"/>
-        <w:lang w:val="en-US" w:eastAsia="en-US" w:bidi="ar-SA"/>
-      </w:rPr>
-    </w:lvl>
-    <w:lvl w:ilvl="5" w:tplc="DBBA1684">
-      <w:numFmt w:val="bullet"/>
-      <w:lvlText w:val="•"/>
-      <w:lvlJc w:val="left"/>
-      <w:pPr>
-        <w:ind w:left="2619" w:hanging="361"/>
-      </w:pPr>
-      <w:rPr>
-        <w:rFonts w:hint="default"/>
-        <w:lang w:val="en-US" w:eastAsia="en-US" w:bidi="ar-SA"/>
-      </w:rPr>
-    </w:lvl>
-    <w:lvl w:ilvl="6" w:tplc="0590A0CC">
-      <w:numFmt w:val="bullet"/>
-      <w:lvlText w:val="•"/>
-      <w:lvlJc w:val="left"/>
-      <w:pPr>
-        <w:ind w:left="2978" w:hanging="361"/>
-      </w:pPr>
-      <w:rPr>
-        <w:rFonts w:hint="default"/>
-        <w:lang w:val="en-US" w:eastAsia="en-US" w:bidi="ar-SA"/>
-      </w:rPr>
-    </w:lvl>
-    <w:lvl w:ilvl="7" w:tplc="31829B56">
-      <w:numFmt w:val="bullet"/>
-      <w:lvlText w:val="•"/>
-      <w:lvlJc w:val="left"/>
-      <w:pPr>
-        <w:ind w:left="3338" w:hanging="361"/>
-      </w:pPr>
-      <w:rPr>
-        <w:rFonts w:hint="default"/>
-        <w:lang w:val="en-US" w:eastAsia="en-US" w:bidi="ar-SA"/>
-      </w:rPr>
-    </w:lvl>
-    <w:lvl w:ilvl="8" w:tplc="DC566F6E">
-      <w:numFmt w:val="bullet"/>
-      <w:lvlText w:val="•"/>
-      <w:lvlJc w:val="left"/>
-      <w:pPr>
-        <w:ind w:left="3698" w:hanging="361"/>
-      </w:pPr>
-      <w:rPr>
-        <w:rFonts w:hint="default"/>
-        <w:lang w:val="en-US" w:eastAsia="en-US" w:bidi="ar-SA"/>
-      </w:rPr>
-    </w:lvl>
-  </w:abstractNum>
-  <w:abstractNum w:abstractNumId="7" w15:restartNumberingAfterBreak="0">
+  <w:abstractNum w:abstractNumId="2" w15:restartNumberingAfterBreak="0">
     <w:nsid w:val="1127476B"/>
     <w:multiLevelType w:val="hybridMultilevel"/>
     <w:tmpl w:val="E982D55C"/>
@@ -1536,7 +958,7 @@
       </w:pPr>
     </w:lvl>
   </w:abstractNum>
-  <w:abstractNum w:abstractNumId="8" w15:restartNumberingAfterBreak="0">
+  <w:abstractNum w:abstractNumId="3" w15:restartNumberingAfterBreak="0">
     <w:nsid w:val="12E63951"/>
     <w:multiLevelType w:val="hybridMultilevel"/>
     <w:tmpl w:val="980A2F70"/>
@@ -1626,7 +1048,7 @@
       </w:pPr>
     </w:lvl>
   </w:abstractNum>
-  <w:abstractNum w:abstractNumId="9" w15:restartNumberingAfterBreak="0">
+  <w:abstractNum w:abstractNumId="4" w15:restartNumberingAfterBreak="0">
     <w:nsid w:val="277D2026"/>
     <w:multiLevelType w:val="hybridMultilevel"/>
     <w:tmpl w:val="01C2B272"/>
@@ -1712,370 +1134,7 @@
       </w:pPr>
     </w:lvl>
   </w:abstractNum>
-  <w:abstractNum w:abstractNumId="10" w15:restartNumberingAfterBreak="0">
-    <w:nsid w:val="280F131D"/>
-    <w:multiLevelType w:val="hybridMultilevel"/>
-    <w:tmpl w:val="D9B48CFC"/>
-    <w:lvl w:ilvl="0" w:tplc="4210E73C">
-      <w:numFmt w:val="bullet"/>
-      <w:lvlText w:val=""/>
-      <w:lvlJc w:val="left"/>
-      <w:pPr>
-        <w:ind w:left="820" w:hanging="361"/>
-      </w:pPr>
-      <w:rPr>
-        <w:rFonts w:ascii="Symbol" w:eastAsia="Symbol" w:hAnsi="Symbol" w:cs="Symbol" w:hint="default"/>
-        <w:b w:val="0"/>
-        <w:bCs w:val="0"/>
-        <w:i w:val="0"/>
-        <w:iCs w:val="0"/>
-        <w:spacing w:val="0"/>
-        <w:w w:val="100"/>
-        <w:sz w:val="24"/>
-        <w:szCs w:val="24"/>
-        <w:lang w:val="en-US" w:eastAsia="en-US" w:bidi="ar-SA"/>
-      </w:rPr>
-    </w:lvl>
-    <w:lvl w:ilvl="1" w:tplc="8A0699C8">
-      <w:numFmt w:val="bullet"/>
-      <w:lvlText w:val="•"/>
-      <w:lvlJc w:val="left"/>
-      <w:pPr>
-        <w:ind w:left="1179" w:hanging="361"/>
-      </w:pPr>
-      <w:rPr>
-        <w:rFonts w:hint="default"/>
-        <w:lang w:val="en-US" w:eastAsia="en-US" w:bidi="ar-SA"/>
-      </w:rPr>
-    </w:lvl>
-    <w:lvl w:ilvl="2" w:tplc="F9FE0AD4">
-      <w:numFmt w:val="bullet"/>
-      <w:lvlText w:val="•"/>
-      <w:lvlJc w:val="left"/>
-      <w:pPr>
-        <w:ind w:left="1539" w:hanging="361"/>
-      </w:pPr>
-      <w:rPr>
-        <w:rFonts w:hint="default"/>
-        <w:lang w:val="en-US" w:eastAsia="en-US" w:bidi="ar-SA"/>
-      </w:rPr>
-    </w:lvl>
-    <w:lvl w:ilvl="3" w:tplc="A418C922">
-      <w:numFmt w:val="bullet"/>
-      <w:lvlText w:val="•"/>
-      <w:lvlJc w:val="left"/>
-      <w:pPr>
-        <w:ind w:left="1899" w:hanging="361"/>
-      </w:pPr>
-      <w:rPr>
-        <w:rFonts w:hint="default"/>
-        <w:lang w:val="en-US" w:eastAsia="en-US" w:bidi="ar-SA"/>
-      </w:rPr>
-    </w:lvl>
-    <w:lvl w:ilvl="4" w:tplc="D980A038">
-      <w:numFmt w:val="bullet"/>
-      <w:lvlText w:val="•"/>
-      <w:lvlJc w:val="left"/>
-      <w:pPr>
-        <w:ind w:left="2259" w:hanging="361"/>
-      </w:pPr>
-      <w:rPr>
-        <w:rFonts w:hint="default"/>
-        <w:lang w:val="en-US" w:eastAsia="en-US" w:bidi="ar-SA"/>
-      </w:rPr>
-    </w:lvl>
-    <w:lvl w:ilvl="5" w:tplc="14B84730">
-      <w:numFmt w:val="bullet"/>
-      <w:lvlText w:val="•"/>
-      <w:lvlJc w:val="left"/>
-      <w:pPr>
-        <w:ind w:left="2619" w:hanging="361"/>
-      </w:pPr>
-      <w:rPr>
-        <w:rFonts w:hint="default"/>
-        <w:lang w:val="en-US" w:eastAsia="en-US" w:bidi="ar-SA"/>
-      </w:rPr>
-    </w:lvl>
-    <w:lvl w:ilvl="6" w:tplc="53463714">
-      <w:numFmt w:val="bullet"/>
-      <w:lvlText w:val="•"/>
-      <w:lvlJc w:val="left"/>
-      <w:pPr>
-        <w:ind w:left="2978" w:hanging="361"/>
-      </w:pPr>
-      <w:rPr>
-        <w:rFonts w:hint="default"/>
-        <w:lang w:val="en-US" w:eastAsia="en-US" w:bidi="ar-SA"/>
-      </w:rPr>
-    </w:lvl>
-    <w:lvl w:ilvl="7" w:tplc="4C061644">
-      <w:numFmt w:val="bullet"/>
-      <w:lvlText w:val="•"/>
-      <w:lvlJc w:val="left"/>
-      <w:pPr>
-        <w:ind w:left="3338" w:hanging="361"/>
-      </w:pPr>
-      <w:rPr>
-        <w:rFonts w:hint="default"/>
-        <w:lang w:val="en-US" w:eastAsia="en-US" w:bidi="ar-SA"/>
-      </w:rPr>
-    </w:lvl>
-    <w:lvl w:ilvl="8" w:tplc="AF9C8FE8">
-      <w:numFmt w:val="bullet"/>
-      <w:lvlText w:val="•"/>
-      <w:lvlJc w:val="left"/>
-      <w:pPr>
-        <w:ind w:left="3698" w:hanging="361"/>
-      </w:pPr>
-      <w:rPr>
-        <w:rFonts w:hint="default"/>
-        <w:lang w:val="en-US" w:eastAsia="en-US" w:bidi="ar-SA"/>
-      </w:rPr>
-    </w:lvl>
-  </w:abstractNum>
-  <w:abstractNum w:abstractNumId="11" w15:restartNumberingAfterBreak="0">
-    <w:nsid w:val="2C020717"/>
-    <w:multiLevelType w:val="hybridMultilevel"/>
-    <w:tmpl w:val="4FF2566E"/>
-    <w:lvl w:ilvl="0" w:tplc="0A223582">
-      <w:numFmt w:val="bullet"/>
-      <w:lvlText w:val=""/>
-      <w:lvlJc w:val="left"/>
-      <w:pPr>
-        <w:ind w:left="820" w:hanging="361"/>
-      </w:pPr>
-      <w:rPr>
-        <w:rFonts w:ascii="Symbol" w:eastAsia="Symbol" w:hAnsi="Symbol" w:cs="Symbol" w:hint="default"/>
-        <w:b w:val="0"/>
-        <w:bCs w:val="0"/>
-        <w:i w:val="0"/>
-        <w:iCs w:val="0"/>
-        <w:spacing w:val="0"/>
-        <w:w w:val="100"/>
-        <w:sz w:val="24"/>
-        <w:szCs w:val="24"/>
-        <w:lang w:val="en-US" w:eastAsia="en-US" w:bidi="ar-SA"/>
-      </w:rPr>
-    </w:lvl>
-    <w:lvl w:ilvl="1" w:tplc="385EF7D6">
-      <w:numFmt w:val="bullet"/>
-      <w:lvlText w:val="•"/>
-      <w:lvlJc w:val="left"/>
-      <w:pPr>
-        <w:ind w:left="1179" w:hanging="361"/>
-      </w:pPr>
-      <w:rPr>
-        <w:rFonts w:hint="default"/>
-        <w:lang w:val="en-US" w:eastAsia="en-US" w:bidi="ar-SA"/>
-      </w:rPr>
-    </w:lvl>
-    <w:lvl w:ilvl="2" w:tplc="70E43E10">
-      <w:numFmt w:val="bullet"/>
-      <w:lvlText w:val="•"/>
-      <w:lvlJc w:val="left"/>
-      <w:pPr>
-        <w:ind w:left="1539" w:hanging="361"/>
-      </w:pPr>
-      <w:rPr>
-        <w:rFonts w:hint="default"/>
-        <w:lang w:val="en-US" w:eastAsia="en-US" w:bidi="ar-SA"/>
-      </w:rPr>
-    </w:lvl>
-    <w:lvl w:ilvl="3" w:tplc="801AE20C">
-      <w:numFmt w:val="bullet"/>
-      <w:lvlText w:val="•"/>
-      <w:lvlJc w:val="left"/>
-      <w:pPr>
-        <w:ind w:left="1899" w:hanging="361"/>
-      </w:pPr>
-      <w:rPr>
-        <w:rFonts w:hint="default"/>
-        <w:lang w:val="en-US" w:eastAsia="en-US" w:bidi="ar-SA"/>
-      </w:rPr>
-    </w:lvl>
-    <w:lvl w:ilvl="4" w:tplc="938CD57E">
-      <w:numFmt w:val="bullet"/>
-      <w:lvlText w:val="•"/>
-      <w:lvlJc w:val="left"/>
-      <w:pPr>
-        <w:ind w:left="2259" w:hanging="361"/>
-      </w:pPr>
-      <w:rPr>
-        <w:rFonts w:hint="default"/>
-        <w:lang w:val="en-US" w:eastAsia="en-US" w:bidi="ar-SA"/>
-      </w:rPr>
-    </w:lvl>
-    <w:lvl w:ilvl="5" w:tplc="FFA88414">
-      <w:numFmt w:val="bullet"/>
-      <w:lvlText w:val="•"/>
-      <w:lvlJc w:val="left"/>
-      <w:pPr>
-        <w:ind w:left="2619" w:hanging="361"/>
-      </w:pPr>
-      <w:rPr>
-        <w:rFonts w:hint="default"/>
-        <w:lang w:val="en-US" w:eastAsia="en-US" w:bidi="ar-SA"/>
-      </w:rPr>
-    </w:lvl>
-    <w:lvl w:ilvl="6" w:tplc="524A4A8A">
-      <w:numFmt w:val="bullet"/>
-      <w:lvlText w:val="•"/>
-      <w:lvlJc w:val="left"/>
-      <w:pPr>
-        <w:ind w:left="2978" w:hanging="361"/>
-      </w:pPr>
-      <w:rPr>
-        <w:rFonts w:hint="default"/>
-        <w:lang w:val="en-US" w:eastAsia="en-US" w:bidi="ar-SA"/>
-      </w:rPr>
-    </w:lvl>
-    <w:lvl w:ilvl="7" w:tplc="0E5097AA">
-      <w:numFmt w:val="bullet"/>
-      <w:lvlText w:val="•"/>
-      <w:lvlJc w:val="left"/>
-      <w:pPr>
-        <w:ind w:left="3338" w:hanging="361"/>
-      </w:pPr>
-      <w:rPr>
-        <w:rFonts w:hint="default"/>
-        <w:lang w:val="en-US" w:eastAsia="en-US" w:bidi="ar-SA"/>
-      </w:rPr>
-    </w:lvl>
-    <w:lvl w:ilvl="8" w:tplc="C9508754">
-      <w:numFmt w:val="bullet"/>
-      <w:lvlText w:val="•"/>
-      <w:lvlJc w:val="left"/>
-      <w:pPr>
-        <w:ind w:left="3698" w:hanging="361"/>
-      </w:pPr>
-      <w:rPr>
-        <w:rFonts w:hint="default"/>
-        <w:lang w:val="en-US" w:eastAsia="en-US" w:bidi="ar-SA"/>
-      </w:rPr>
-    </w:lvl>
-  </w:abstractNum>
-  <w:abstractNum w:abstractNumId="12" w15:restartNumberingAfterBreak="0">
-    <w:nsid w:val="2C527AC0"/>
-    <w:multiLevelType w:val="hybridMultilevel"/>
-    <w:tmpl w:val="B72C82B0"/>
-    <w:lvl w:ilvl="0" w:tplc="35BA81C6">
-      <w:numFmt w:val="bullet"/>
-      <w:lvlText w:val=""/>
-      <w:lvlJc w:val="left"/>
-      <w:pPr>
-        <w:ind w:left="820" w:hanging="361"/>
-      </w:pPr>
-      <w:rPr>
-        <w:rFonts w:ascii="Symbol" w:eastAsia="Symbol" w:hAnsi="Symbol" w:cs="Symbol" w:hint="default"/>
-        <w:b w:val="0"/>
-        <w:bCs w:val="0"/>
-        <w:i w:val="0"/>
-        <w:iCs w:val="0"/>
-        <w:spacing w:val="0"/>
-        <w:w w:val="100"/>
-        <w:sz w:val="24"/>
-        <w:szCs w:val="24"/>
-        <w:lang w:val="en-US" w:eastAsia="en-US" w:bidi="ar-SA"/>
-      </w:rPr>
-    </w:lvl>
-    <w:lvl w:ilvl="1" w:tplc="F5BCEEB6">
-      <w:numFmt w:val="bullet"/>
-      <w:lvlText w:val="•"/>
-      <w:lvlJc w:val="left"/>
-      <w:pPr>
-        <w:ind w:left="1179" w:hanging="361"/>
-      </w:pPr>
-      <w:rPr>
-        <w:rFonts w:hint="default"/>
-        <w:lang w:val="en-US" w:eastAsia="en-US" w:bidi="ar-SA"/>
-      </w:rPr>
-    </w:lvl>
-    <w:lvl w:ilvl="2" w:tplc="60481518">
-      <w:numFmt w:val="bullet"/>
-      <w:lvlText w:val="•"/>
-      <w:lvlJc w:val="left"/>
-      <w:pPr>
-        <w:ind w:left="1539" w:hanging="361"/>
-      </w:pPr>
-      <w:rPr>
-        <w:rFonts w:hint="default"/>
-        <w:lang w:val="en-US" w:eastAsia="en-US" w:bidi="ar-SA"/>
-      </w:rPr>
-    </w:lvl>
-    <w:lvl w:ilvl="3" w:tplc="9E0A753E">
-      <w:numFmt w:val="bullet"/>
-      <w:lvlText w:val="•"/>
-      <w:lvlJc w:val="left"/>
-      <w:pPr>
-        <w:ind w:left="1899" w:hanging="361"/>
-      </w:pPr>
-      <w:rPr>
-        <w:rFonts w:hint="default"/>
-        <w:lang w:val="en-US" w:eastAsia="en-US" w:bidi="ar-SA"/>
-      </w:rPr>
-    </w:lvl>
-    <w:lvl w:ilvl="4" w:tplc="3A16D666">
-      <w:numFmt w:val="bullet"/>
-      <w:lvlText w:val="•"/>
-      <w:lvlJc w:val="left"/>
-      <w:pPr>
-        <w:ind w:left="2259" w:hanging="361"/>
-      </w:pPr>
-      <w:rPr>
-        <w:rFonts w:hint="default"/>
-        <w:lang w:val="en-US" w:eastAsia="en-US" w:bidi="ar-SA"/>
-      </w:rPr>
-    </w:lvl>
-    <w:lvl w:ilvl="5" w:tplc="9B5EE5C0">
-      <w:numFmt w:val="bullet"/>
-      <w:lvlText w:val="•"/>
-      <w:lvlJc w:val="left"/>
-      <w:pPr>
-        <w:ind w:left="2619" w:hanging="361"/>
-      </w:pPr>
-      <w:rPr>
-        <w:rFonts w:hint="default"/>
-        <w:lang w:val="en-US" w:eastAsia="en-US" w:bidi="ar-SA"/>
-      </w:rPr>
-    </w:lvl>
-    <w:lvl w:ilvl="6" w:tplc="B5C837F6">
-      <w:numFmt w:val="bullet"/>
-      <w:lvlText w:val="•"/>
-      <w:lvlJc w:val="left"/>
-      <w:pPr>
-        <w:ind w:left="2978" w:hanging="361"/>
-      </w:pPr>
-      <w:rPr>
-        <w:rFonts w:hint="default"/>
-        <w:lang w:val="en-US" w:eastAsia="en-US" w:bidi="ar-SA"/>
-      </w:rPr>
-    </w:lvl>
-    <w:lvl w:ilvl="7" w:tplc="3C0E6332">
-      <w:numFmt w:val="bullet"/>
-      <w:lvlText w:val="•"/>
-      <w:lvlJc w:val="left"/>
-      <w:pPr>
-        <w:ind w:left="3338" w:hanging="361"/>
-      </w:pPr>
-      <w:rPr>
-        <w:rFonts w:hint="default"/>
-        <w:lang w:val="en-US" w:eastAsia="en-US" w:bidi="ar-SA"/>
-      </w:rPr>
-    </w:lvl>
-    <w:lvl w:ilvl="8" w:tplc="CCA8D480">
-      <w:numFmt w:val="bullet"/>
-      <w:lvlText w:val="•"/>
-      <w:lvlJc w:val="left"/>
-      <w:pPr>
-        <w:ind w:left="3698" w:hanging="361"/>
-      </w:pPr>
-      <w:rPr>
-        <w:rFonts w:hint="default"/>
-        <w:lang w:val="en-US" w:eastAsia="en-US" w:bidi="ar-SA"/>
-      </w:rPr>
-    </w:lvl>
-  </w:abstractNum>
-  <w:abstractNum w:abstractNumId="13" w15:restartNumberingAfterBreak="0">
+  <w:abstractNum w:abstractNumId="5" w15:restartNumberingAfterBreak="0">
     <w:nsid w:val="3DC5766E"/>
     <w:multiLevelType w:val="hybridMultilevel"/>
     <w:tmpl w:val="C6BC981C"/>
@@ -2188,7 +1247,7 @@
       </w:rPr>
     </w:lvl>
   </w:abstractNum>
-  <w:abstractNum w:abstractNumId="14" w15:restartNumberingAfterBreak="0">
+  <w:abstractNum w:abstractNumId="6" w15:restartNumberingAfterBreak="0">
     <w:nsid w:val="3FEE5732"/>
     <w:multiLevelType w:val="hybridMultilevel"/>
     <w:tmpl w:val="C5A850AA"/>
@@ -2310,7 +1369,7 @@
       </w:rPr>
     </w:lvl>
   </w:abstractNum>
-  <w:abstractNum w:abstractNumId="15" w15:restartNumberingAfterBreak="0">
+  <w:abstractNum w:abstractNumId="7" w15:restartNumberingAfterBreak="0">
     <w:nsid w:val="42BB47C7"/>
     <w:multiLevelType w:val="hybridMultilevel"/>
     <w:tmpl w:val="B10CD016"/>
@@ -2396,7 +1455,7 @@
       </w:pPr>
     </w:lvl>
   </w:abstractNum>
-  <w:abstractNum w:abstractNumId="16" w15:restartNumberingAfterBreak="0">
+  <w:abstractNum w:abstractNumId="8" w15:restartNumberingAfterBreak="0">
     <w:nsid w:val="4422055D"/>
     <w:multiLevelType w:val="hybridMultilevel"/>
     <w:tmpl w:val="EFBCAF92"/>
@@ -2482,124 +1541,7 @@
       </w:pPr>
     </w:lvl>
   </w:abstractNum>
-  <w:abstractNum w:abstractNumId="17" w15:restartNumberingAfterBreak="0">
-    <w:nsid w:val="449259D4"/>
-    <w:multiLevelType w:val="hybridMultilevel"/>
-    <w:tmpl w:val="C52A634C"/>
-    <w:lvl w:ilvl="0" w:tplc="D36C701C">
-      <w:start w:val="1"/>
-      <w:numFmt w:val="decimal"/>
-      <w:lvlText w:val="%1."/>
-      <w:lvlJc w:val="left"/>
-      <w:pPr>
-        <w:ind w:left="3053" w:hanging="361"/>
-        <w:jc w:val="right"/>
-      </w:pPr>
-      <w:rPr>
-        <w:rFonts w:hint="default"/>
-        <w:spacing w:val="-1"/>
-        <w:w w:val="100"/>
-        <w:lang w:val="en-US" w:eastAsia="en-US" w:bidi="ar-SA"/>
-      </w:rPr>
-    </w:lvl>
-    <w:lvl w:ilvl="1" w:tplc="75D034F0">
-      <w:numFmt w:val="bullet"/>
-      <w:lvlText w:val="•"/>
-      <w:lvlJc w:val="left"/>
-      <w:pPr>
-        <w:ind w:left="3831" w:hanging="361"/>
-      </w:pPr>
-      <w:rPr>
-        <w:rFonts w:hint="default"/>
-        <w:lang w:val="en-US" w:eastAsia="en-US" w:bidi="ar-SA"/>
-      </w:rPr>
-    </w:lvl>
-    <w:lvl w:ilvl="2" w:tplc="27EE3D2E">
-      <w:numFmt w:val="bullet"/>
-      <w:lvlText w:val="•"/>
-      <w:lvlJc w:val="left"/>
-      <w:pPr>
-        <w:ind w:left="4602" w:hanging="361"/>
-      </w:pPr>
-      <w:rPr>
-        <w:rFonts w:hint="default"/>
-        <w:lang w:val="en-US" w:eastAsia="en-US" w:bidi="ar-SA"/>
-      </w:rPr>
-    </w:lvl>
-    <w:lvl w:ilvl="3" w:tplc="9EE2EEA4">
-      <w:numFmt w:val="bullet"/>
-      <w:lvlText w:val="•"/>
-      <w:lvlJc w:val="left"/>
-      <w:pPr>
-        <w:ind w:left="5374" w:hanging="361"/>
-      </w:pPr>
-      <w:rPr>
-        <w:rFonts w:hint="default"/>
-        <w:lang w:val="en-US" w:eastAsia="en-US" w:bidi="ar-SA"/>
-      </w:rPr>
-    </w:lvl>
-    <w:lvl w:ilvl="4" w:tplc="AE3A87F0">
-      <w:numFmt w:val="bullet"/>
-      <w:lvlText w:val="•"/>
-      <w:lvlJc w:val="left"/>
-      <w:pPr>
-        <w:ind w:left="6145" w:hanging="361"/>
-      </w:pPr>
-      <w:rPr>
-        <w:rFonts w:hint="default"/>
-        <w:lang w:val="en-US" w:eastAsia="en-US" w:bidi="ar-SA"/>
-      </w:rPr>
-    </w:lvl>
-    <w:lvl w:ilvl="5" w:tplc="AB94FB1A">
-      <w:numFmt w:val="bullet"/>
-      <w:lvlText w:val="•"/>
-      <w:lvlJc w:val="left"/>
-      <w:pPr>
-        <w:ind w:left="6916" w:hanging="361"/>
-      </w:pPr>
-      <w:rPr>
-        <w:rFonts w:hint="default"/>
-        <w:lang w:val="en-US" w:eastAsia="en-US" w:bidi="ar-SA"/>
-      </w:rPr>
-    </w:lvl>
-    <w:lvl w:ilvl="6" w:tplc="98CEC2A6">
-      <w:numFmt w:val="bullet"/>
-      <w:lvlText w:val="•"/>
-      <w:lvlJc w:val="left"/>
-      <w:pPr>
-        <w:ind w:left="7688" w:hanging="361"/>
-      </w:pPr>
-      <w:rPr>
-        <w:rFonts w:hint="default"/>
-        <w:lang w:val="en-US" w:eastAsia="en-US" w:bidi="ar-SA"/>
-      </w:rPr>
-    </w:lvl>
-    <w:lvl w:ilvl="7" w:tplc="E08C1656">
-      <w:numFmt w:val="bullet"/>
-      <w:lvlText w:val="•"/>
-      <w:lvlJc w:val="left"/>
-      <w:pPr>
-        <w:ind w:left="8459" w:hanging="361"/>
-      </w:pPr>
-      <w:rPr>
-        <w:rFonts w:hint="default"/>
-        <w:lang w:val="en-US" w:eastAsia="en-US" w:bidi="ar-SA"/>
-      </w:rPr>
-    </w:lvl>
-    <w:lvl w:ilvl="8" w:tplc="3BFA5CE6">
-      <w:numFmt w:val="bullet"/>
-      <w:lvlText w:val="•"/>
-      <w:lvlJc w:val="left"/>
-      <w:pPr>
-        <w:ind w:left="9230" w:hanging="361"/>
-      </w:pPr>
-      <w:rPr>
-        <w:rFonts w:hint="default"/>
-        <w:lang w:val="en-US" w:eastAsia="en-US" w:bidi="ar-SA"/>
-      </w:rPr>
-    </w:lvl>
-  </w:abstractNum>
-  <w:abstractNum w:abstractNumId="18" w15:restartNumberingAfterBreak="0">
+  <w:abstractNum w:abstractNumId="9" w15:restartNumberingAfterBreak="0">
     <w:nsid w:val="4BCE57E6"/>
     <w:multiLevelType w:val="hybridMultilevel"/>
     <w:tmpl w:val="BE96091A"/>
@@ -2685,128 +1627,7 @@
       </w:pPr>
     </w:lvl>
   </w:abstractNum>
-  <w:abstractNum w:abstractNumId="19" w15:restartNumberingAfterBreak="0">
-    <w:nsid w:val="52FB3EBE"/>
-    <w:multiLevelType w:val="hybridMultilevel"/>
-    <w:tmpl w:val="7C80DF48"/>
-    <w:lvl w:ilvl="0" w:tplc="4AA29528">
-      <w:numFmt w:val="bullet"/>
-      <w:lvlText w:val=""/>
-      <w:lvlJc w:val="left"/>
-      <w:pPr>
-        <w:ind w:left="820" w:hanging="361"/>
-      </w:pPr>
-      <w:rPr>
-        <w:rFonts w:ascii="Symbol" w:eastAsia="Symbol" w:hAnsi="Symbol" w:cs="Symbol" w:hint="default"/>
-        <w:b w:val="0"/>
-        <w:bCs w:val="0"/>
-        <w:i w:val="0"/>
-        <w:iCs w:val="0"/>
-        <w:spacing w:val="0"/>
-        <w:w w:val="100"/>
-        <w:sz w:val="24"/>
-        <w:szCs w:val="24"/>
-        <w:lang w:val="en-US" w:eastAsia="en-US" w:bidi="ar-SA"/>
-      </w:rPr>
-    </w:lvl>
-    <w:lvl w:ilvl="1" w:tplc="8B6060BA">
-      <w:numFmt w:val="bullet"/>
-      <w:lvlText w:val="•"/>
-      <w:lvlJc w:val="left"/>
-      <w:pPr>
-        <w:ind w:left="1179" w:hanging="361"/>
-      </w:pPr>
-      <w:rPr>
-        <w:rFonts w:hint="default"/>
-        <w:lang w:val="en-US" w:eastAsia="en-US" w:bidi="ar-SA"/>
-      </w:rPr>
-    </w:lvl>
-    <w:lvl w:ilvl="2" w:tplc="40D0D7AC">
-      <w:numFmt w:val="bullet"/>
-      <w:lvlText w:val="•"/>
-      <w:lvlJc w:val="left"/>
-      <w:pPr>
-        <w:ind w:left="1539" w:hanging="361"/>
-      </w:pPr>
-      <w:rPr>
-        <w:rFonts w:hint="default"/>
-        <w:lang w:val="en-US" w:eastAsia="en-US" w:bidi="ar-SA"/>
-      </w:rPr>
-    </w:lvl>
-    <w:lvl w:ilvl="3" w:tplc="9628FC44">
-      <w:numFmt w:val="bullet"/>
-      <w:lvlText w:val="•"/>
-      <w:lvlJc w:val="left"/>
-      <w:pPr>
-        <w:ind w:left="1899" w:hanging="361"/>
-      </w:pPr>
-      <w:rPr>
-        <w:rFonts w:hint="default"/>
-        <w:lang w:val="en-US" w:eastAsia="en-US" w:bidi="ar-SA"/>
-      </w:rPr>
-    </w:lvl>
-    <w:lvl w:ilvl="4" w:tplc="77AA1A4A">
-      <w:numFmt w:val="bullet"/>
-      <w:lvlText w:val="•"/>
-      <w:lvlJc w:val="left"/>
-      <w:pPr>
-        <w:ind w:left="2259" w:hanging="361"/>
-      </w:pPr>
-      <w:rPr>
-        <w:rFonts w:hint="default"/>
-        <w:lang w:val="en-US" w:eastAsia="en-US" w:bidi="ar-SA"/>
-      </w:rPr>
-    </w:lvl>
-    <w:lvl w:ilvl="5" w:tplc="DD4A026C">
-      <w:numFmt w:val="bullet"/>
-      <w:lvlText w:val="•"/>
-      <w:lvlJc w:val="left"/>
-      <w:pPr>
-        <w:ind w:left="2619" w:hanging="361"/>
-      </w:pPr>
-      <w:rPr>
-        <w:rFonts w:hint="default"/>
-        <w:lang w:val="en-US" w:eastAsia="en-US" w:bidi="ar-SA"/>
-      </w:rPr>
-    </w:lvl>
-    <w:lvl w:ilvl="6" w:tplc="522CB71E">
-      <w:numFmt w:val="bullet"/>
-      <w:lvlText w:val="•"/>
-      <w:lvlJc w:val="left"/>
-      <w:pPr>
-        <w:ind w:left="2978" w:hanging="361"/>
-      </w:pPr>
-      <w:rPr>
-        <w:rFonts w:hint="default"/>
-        <w:lang w:val="en-US" w:eastAsia="en-US" w:bidi="ar-SA"/>
-      </w:rPr>
-    </w:lvl>
-    <w:lvl w:ilvl="7" w:tplc="856619AC">
-      <w:numFmt w:val="bullet"/>
-      <w:lvlText w:val="•"/>
-      <w:lvlJc w:val="left"/>
-      <w:pPr>
-        <w:ind w:left="3338" w:hanging="361"/>
-      </w:pPr>
-      <w:rPr>
-        <w:rFonts w:hint="default"/>
-        <w:lang w:val="en-US" w:eastAsia="en-US" w:bidi="ar-SA"/>
-      </w:rPr>
-    </w:lvl>
-    <w:lvl w:ilvl="8" w:tplc="31920302">
-      <w:numFmt w:val="bullet"/>
-      <w:lvlText w:val="•"/>
-      <w:lvlJc w:val="left"/>
-      <w:pPr>
-        <w:ind w:left="3698" w:hanging="361"/>
-      </w:pPr>
-      <w:rPr>
-        <w:rFonts w:hint="default"/>
-        <w:lang w:val="en-US" w:eastAsia="en-US" w:bidi="ar-SA"/>
-      </w:rPr>
-    </w:lvl>
-  </w:abstractNum>
-  <w:abstractNum w:abstractNumId="20" w15:restartNumberingAfterBreak="0">
+  <w:abstractNum w:abstractNumId="10" w15:restartNumberingAfterBreak="0">
     <w:nsid w:val="5E7A3750"/>
     <w:multiLevelType w:val="hybridMultilevel"/>
     <w:tmpl w:val="73EC8F50"/>
@@ -2928,128 +1749,7 @@
       </w:rPr>
     </w:lvl>
   </w:abstractNum>
-  <w:abstractNum w:abstractNumId="21" w15:restartNumberingAfterBreak="0">
-    <w:nsid w:val="5ECD3BDD"/>
-    <w:multiLevelType w:val="hybridMultilevel"/>
-    <w:tmpl w:val="91AE2232"/>
-    <w:lvl w:ilvl="0" w:tplc="20F4B580">
-      <w:numFmt w:val="bullet"/>
-      <w:lvlText w:val=""/>
-      <w:lvlJc w:val="left"/>
-      <w:pPr>
-        <w:ind w:left="820" w:hanging="361"/>
-      </w:pPr>
-      <w:rPr>
-        <w:rFonts w:ascii="Symbol" w:eastAsia="Symbol" w:hAnsi="Symbol" w:cs="Symbol" w:hint="default"/>
-        <w:b w:val="0"/>
-        <w:bCs w:val="0"/>
-        <w:i w:val="0"/>
-        <w:iCs w:val="0"/>
-        <w:spacing w:val="0"/>
-        <w:w w:val="100"/>
-        <w:sz w:val="24"/>
-        <w:szCs w:val="24"/>
-        <w:lang w:val="en-US" w:eastAsia="en-US" w:bidi="ar-SA"/>
-      </w:rPr>
-    </w:lvl>
-    <w:lvl w:ilvl="1" w:tplc="A30CAEFE">
-      <w:numFmt w:val="bullet"/>
-      <w:lvlText w:val="•"/>
-      <w:lvlJc w:val="left"/>
-      <w:pPr>
-        <w:ind w:left="1179" w:hanging="361"/>
-      </w:pPr>
-      <w:rPr>
-        <w:rFonts w:hint="default"/>
-        <w:lang w:val="en-US" w:eastAsia="en-US" w:bidi="ar-SA"/>
-      </w:rPr>
-    </w:lvl>
-    <w:lvl w:ilvl="2" w:tplc="B8C050FA">
-      <w:numFmt w:val="bullet"/>
-      <w:lvlText w:val="•"/>
-      <w:lvlJc w:val="left"/>
-      <w:pPr>
-        <w:ind w:left="1539" w:hanging="361"/>
-      </w:pPr>
-      <w:rPr>
-        <w:rFonts w:hint="default"/>
-        <w:lang w:val="en-US" w:eastAsia="en-US" w:bidi="ar-SA"/>
-      </w:rPr>
-    </w:lvl>
-    <w:lvl w:ilvl="3" w:tplc="178A8E82">
-      <w:numFmt w:val="bullet"/>
-      <w:lvlText w:val="•"/>
-      <w:lvlJc w:val="left"/>
-      <w:pPr>
-        <w:ind w:left="1899" w:hanging="361"/>
-      </w:pPr>
-      <w:rPr>
-        <w:rFonts w:hint="default"/>
-        <w:lang w:val="en-US" w:eastAsia="en-US" w:bidi="ar-SA"/>
-      </w:rPr>
-    </w:lvl>
-    <w:lvl w:ilvl="4" w:tplc="78082E7A">
-      <w:numFmt w:val="bullet"/>
-      <w:lvlText w:val="•"/>
-      <w:lvlJc w:val="left"/>
-      <w:pPr>
-        <w:ind w:left="2259" w:hanging="361"/>
-      </w:pPr>
-      <w:rPr>
-        <w:rFonts w:hint="default"/>
-        <w:lang w:val="en-US" w:eastAsia="en-US" w:bidi="ar-SA"/>
-      </w:rPr>
-    </w:lvl>
-    <w:lvl w:ilvl="5" w:tplc="8996BAF6">
-      <w:numFmt w:val="bullet"/>
-      <w:lvlText w:val="•"/>
-      <w:lvlJc w:val="left"/>
-      <w:pPr>
-        <w:ind w:left="2619" w:hanging="361"/>
-      </w:pPr>
-      <w:rPr>
-        <w:rFonts w:hint="default"/>
-        <w:lang w:val="en-US" w:eastAsia="en-US" w:bidi="ar-SA"/>
-      </w:rPr>
-    </w:lvl>
-    <w:lvl w:ilvl="6" w:tplc="FA08C8C8">
-      <w:numFmt w:val="bullet"/>
-      <w:lvlText w:val="•"/>
-      <w:lvlJc w:val="left"/>
-      <w:pPr>
-        <w:ind w:left="2978" w:hanging="361"/>
-      </w:pPr>
-      <w:rPr>
-        <w:rFonts w:hint="default"/>
-        <w:lang w:val="en-US" w:eastAsia="en-US" w:bidi="ar-SA"/>
-      </w:rPr>
-    </w:lvl>
-    <w:lvl w:ilvl="7" w:tplc="2D14DDB4">
-      <w:numFmt w:val="bullet"/>
-      <w:lvlText w:val="•"/>
-      <w:lvlJc w:val="left"/>
-      <w:pPr>
-        <w:ind w:left="3338" w:hanging="361"/>
-      </w:pPr>
-      <w:rPr>
-        <w:rFonts w:hint="default"/>
-        <w:lang w:val="en-US" w:eastAsia="en-US" w:bidi="ar-SA"/>
-      </w:rPr>
-    </w:lvl>
-    <w:lvl w:ilvl="8" w:tplc="03088AAA">
-      <w:numFmt w:val="bullet"/>
-      <w:lvlText w:val="•"/>
-      <w:lvlJc w:val="left"/>
-      <w:pPr>
-        <w:ind w:left="3698" w:hanging="361"/>
-      </w:pPr>
-      <w:rPr>
-        <w:rFonts w:hint="default"/>
-        <w:lang w:val="en-US" w:eastAsia="en-US" w:bidi="ar-SA"/>
-      </w:rPr>
-    </w:lvl>
-  </w:abstractNum>
-  <w:abstractNum w:abstractNumId="22" w15:restartNumberingAfterBreak="0">
+  <w:abstractNum w:abstractNumId="11" w15:restartNumberingAfterBreak="0">
     <w:nsid w:val="5F5A4780"/>
     <w:multiLevelType w:val="hybridMultilevel"/>
     <w:tmpl w:val="297CF702"/>
@@ -3138,128 +1838,7 @@
       </w:pPr>
     </w:lvl>
   </w:abstractNum>
-  <w:abstractNum w:abstractNumId="23" w15:restartNumberingAfterBreak="0">
-    <w:nsid w:val="611D58A3"/>
-    <w:multiLevelType w:val="hybridMultilevel"/>
-    <w:tmpl w:val="48486AE8"/>
-    <w:lvl w:ilvl="0" w:tplc="B1E40976">
-      <w:numFmt w:val="bullet"/>
-      <w:lvlText w:val=""/>
-      <w:lvlJc w:val="left"/>
-      <w:pPr>
-        <w:ind w:left="820" w:hanging="361"/>
-      </w:pPr>
-      <w:rPr>
-        <w:rFonts w:ascii="Symbol" w:eastAsia="Symbol" w:hAnsi="Symbol" w:cs="Symbol" w:hint="default"/>
-        <w:b w:val="0"/>
-        <w:bCs w:val="0"/>
-        <w:i w:val="0"/>
-        <w:iCs w:val="0"/>
-        <w:spacing w:val="0"/>
-        <w:w w:val="100"/>
-        <w:sz w:val="24"/>
-        <w:szCs w:val="24"/>
-        <w:lang w:val="en-US" w:eastAsia="en-US" w:bidi="ar-SA"/>
-      </w:rPr>
-    </w:lvl>
-    <w:lvl w:ilvl="1" w:tplc="30A222CA">
-      <w:numFmt w:val="bullet"/>
-      <w:lvlText w:val="•"/>
-      <w:lvlJc w:val="left"/>
-      <w:pPr>
-        <w:ind w:left="1179" w:hanging="361"/>
-      </w:pPr>
-      <w:rPr>
-        <w:rFonts w:hint="default"/>
-        <w:lang w:val="en-US" w:eastAsia="en-US" w:bidi="ar-SA"/>
-      </w:rPr>
-    </w:lvl>
-    <w:lvl w:ilvl="2" w:tplc="0F3CB88A">
-      <w:numFmt w:val="bullet"/>
-      <w:lvlText w:val="•"/>
-      <w:lvlJc w:val="left"/>
-      <w:pPr>
-        <w:ind w:left="1539" w:hanging="361"/>
-      </w:pPr>
-      <w:rPr>
-        <w:rFonts w:hint="default"/>
-        <w:lang w:val="en-US" w:eastAsia="en-US" w:bidi="ar-SA"/>
-      </w:rPr>
-    </w:lvl>
-    <w:lvl w:ilvl="3" w:tplc="0B8698EE">
-      <w:numFmt w:val="bullet"/>
-      <w:lvlText w:val="•"/>
-      <w:lvlJc w:val="left"/>
-      <w:pPr>
-        <w:ind w:left="1899" w:hanging="361"/>
-      </w:pPr>
-      <w:rPr>
-        <w:rFonts w:hint="default"/>
-        <w:lang w:val="en-US" w:eastAsia="en-US" w:bidi="ar-SA"/>
-      </w:rPr>
-    </w:lvl>
-    <w:lvl w:ilvl="4" w:tplc="584EFAD8">
-      <w:numFmt w:val="bullet"/>
-      <w:lvlText w:val="•"/>
-      <w:lvlJc w:val="left"/>
-      <w:pPr>
-        <w:ind w:left="2259" w:hanging="361"/>
-      </w:pPr>
-      <w:rPr>
-        <w:rFonts w:hint="default"/>
-        <w:lang w:val="en-US" w:eastAsia="en-US" w:bidi="ar-SA"/>
-      </w:rPr>
-    </w:lvl>
-    <w:lvl w:ilvl="5" w:tplc="D608915E">
-      <w:numFmt w:val="bullet"/>
-      <w:lvlText w:val="•"/>
-      <w:lvlJc w:val="left"/>
-      <w:pPr>
-        <w:ind w:left="2619" w:hanging="361"/>
-      </w:pPr>
-      <w:rPr>
-        <w:rFonts w:hint="default"/>
-        <w:lang w:val="en-US" w:eastAsia="en-US" w:bidi="ar-SA"/>
-      </w:rPr>
-    </w:lvl>
-    <w:lvl w:ilvl="6" w:tplc="4B625010">
-      <w:numFmt w:val="bullet"/>
-      <w:lvlText w:val="•"/>
-      <w:lvlJc w:val="left"/>
-      <w:pPr>
-        <w:ind w:left="2978" w:hanging="361"/>
-      </w:pPr>
-      <w:rPr>
-        <w:rFonts w:hint="default"/>
-        <w:lang w:val="en-US" w:eastAsia="en-US" w:bidi="ar-SA"/>
-      </w:rPr>
-    </w:lvl>
-    <w:lvl w:ilvl="7" w:tplc="0BB46C8E">
-      <w:numFmt w:val="bullet"/>
-      <w:lvlText w:val="•"/>
-      <w:lvlJc w:val="left"/>
-      <w:pPr>
-        <w:ind w:left="3338" w:hanging="361"/>
-      </w:pPr>
-      <w:rPr>
-        <w:rFonts w:hint="default"/>
-        <w:lang w:val="en-US" w:eastAsia="en-US" w:bidi="ar-SA"/>
-      </w:rPr>
-    </w:lvl>
-    <w:lvl w:ilvl="8" w:tplc="E2F6B3E8">
-      <w:numFmt w:val="bullet"/>
-      <w:lvlText w:val="•"/>
-      <w:lvlJc w:val="left"/>
-      <w:pPr>
-        <w:ind w:left="3698" w:hanging="361"/>
-      </w:pPr>
-      <w:rPr>
-        <w:rFonts w:hint="default"/>
-        <w:lang w:val="en-US" w:eastAsia="en-US" w:bidi="ar-SA"/>
-      </w:rPr>
-    </w:lvl>
-  </w:abstractNum>
-  <w:abstractNum w:abstractNumId="24" w15:restartNumberingAfterBreak="0">
+  <w:abstractNum w:abstractNumId="12" w15:restartNumberingAfterBreak="0">
     <w:nsid w:val="647F2F8F"/>
     <w:multiLevelType w:val="hybridMultilevel"/>
     <w:tmpl w:val="9940DC12"/>
@@ -3381,7 +1960,7 @@
       </w:rPr>
     </w:lvl>
   </w:abstractNum>
-  <w:abstractNum w:abstractNumId="25" w15:restartNumberingAfterBreak="0">
+  <w:abstractNum w:abstractNumId="13" w15:restartNumberingAfterBreak="0">
     <w:nsid w:val="67E34119"/>
     <w:multiLevelType w:val="hybridMultilevel"/>
     <w:tmpl w:val="2564E9A2"/>
@@ -3503,249 +2082,7 @@
       </w:rPr>
     </w:lvl>
   </w:abstractNum>
-  <w:abstractNum w:abstractNumId="26" w15:restartNumberingAfterBreak="0">
-    <w:nsid w:val="6B817306"/>
-    <w:multiLevelType w:val="hybridMultilevel"/>
-    <w:tmpl w:val="D612F8DC"/>
-    <w:lvl w:ilvl="0" w:tplc="9DE257A8">
-      <w:numFmt w:val="bullet"/>
-      <w:lvlText w:val=""/>
-      <w:lvlJc w:val="left"/>
-      <w:pPr>
-        <w:ind w:left="820" w:hanging="361"/>
-      </w:pPr>
-      <w:rPr>
-        <w:rFonts w:ascii="Symbol" w:eastAsia="Symbol" w:hAnsi="Symbol" w:cs="Symbol" w:hint="default"/>
-        <w:b w:val="0"/>
-        <w:bCs w:val="0"/>
-        <w:i w:val="0"/>
-        <w:iCs w:val="0"/>
-        <w:spacing w:val="0"/>
-        <w:w w:val="100"/>
-        <w:sz w:val="24"/>
-        <w:szCs w:val="24"/>
-        <w:lang w:val="en-US" w:eastAsia="en-US" w:bidi="ar-SA"/>
-      </w:rPr>
-    </w:lvl>
-    <w:lvl w:ilvl="1" w:tplc="380A53CA">
-      <w:numFmt w:val="bullet"/>
-      <w:lvlText w:val="•"/>
-      <w:lvlJc w:val="left"/>
-      <w:pPr>
-        <w:ind w:left="1179" w:hanging="361"/>
-      </w:pPr>
-      <w:rPr>
-        <w:rFonts w:hint="default"/>
-        <w:lang w:val="en-US" w:eastAsia="en-US" w:bidi="ar-SA"/>
-      </w:rPr>
-    </w:lvl>
-    <w:lvl w:ilvl="2" w:tplc="F5B0E312">
-      <w:numFmt w:val="bullet"/>
-      <w:lvlText w:val="•"/>
-      <w:lvlJc w:val="left"/>
-      <w:pPr>
-        <w:ind w:left="1539" w:hanging="361"/>
-      </w:pPr>
-      <w:rPr>
-        <w:rFonts w:hint="default"/>
-        <w:lang w:val="en-US" w:eastAsia="en-US" w:bidi="ar-SA"/>
-      </w:rPr>
-    </w:lvl>
-    <w:lvl w:ilvl="3" w:tplc="A6C6ACCE">
-      <w:numFmt w:val="bullet"/>
-      <w:lvlText w:val="•"/>
-      <w:lvlJc w:val="left"/>
-      <w:pPr>
-        <w:ind w:left="1899" w:hanging="361"/>
-      </w:pPr>
-      <w:rPr>
-        <w:rFonts w:hint="default"/>
-        <w:lang w:val="en-US" w:eastAsia="en-US" w:bidi="ar-SA"/>
-      </w:rPr>
-    </w:lvl>
-    <w:lvl w:ilvl="4" w:tplc="E6C4AE38">
-      <w:numFmt w:val="bullet"/>
-      <w:lvlText w:val="•"/>
-      <w:lvlJc w:val="left"/>
-      <w:pPr>
-        <w:ind w:left="2259" w:hanging="361"/>
-      </w:pPr>
-      <w:rPr>
-        <w:rFonts w:hint="default"/>
-        <w:lang w:val="en-US" w:eastAsia="en-US" w:bidi="ar-SA"/>
-      </w:rPr>
-    </w:lvl>
-    <w:lvl w:ilvl="5" w:tplc="36585C26">
-      <w:numFmt w:val="bullet"/>
-      <w:lvlText w:val="•"/>
-      <w:lvlJc w:val="left"/>
-      <w:pPr>
-        <w:ind w:left="2619" w:hanging="361"/>
-      </w:pPr>
-      <w:rPr>
-        <w:rFonts w:hint="default"/>
-        <w:lang w:val="en-US" w:eastAsia="en-US" w:bidi="ar-SA"/>
-      </w:rPr>
-    </w:lvl>
-    <w:lvl w:ilvl="6" w:tplc="8B7CB2F6">
-      <w:numFmt w:val="bullet"/>
-      <w:lvlText w:val="•"/>
-      <w:lvlJc w:val="left"/>
-      <w:pPr>
-        <w:ind w:left="2978" w:hanging="361"/>
-      </w:pPr>
-      <w:rPr>
-        <w:rFonts w:hint="default"/>
-        <w:lang w:val="en-US" w:eastAsia="en-US" w:bidi="ar-SA"/>
-      </w:rPr>
-    </w:lvl>
-    <w:lvl w:ilvl="7" w:tplc="32682810">
-      <w:numFmt w:val="bullet"/>
-      <w:lvlText w:val="•"/>
-      <w:lvlJc w:val="left"/>
-      <w:pPr>
-        <w:ind w:left="3338" w:hanging="361"/>
-      </w:pPr>
-      <w:rPr>
-        <w:rFonts w:hint="default"/>
-        <w:lang w:val="en-US" w:eastAsia="en-US" w:bidi="ar-SA"/>
-      </w:rPr>
-    </w:lvl>
-    <w:lvl w:ilvl="8" w:tplc="4D0AFB0A">
-      <w:numFmt w:val="bullet"/>
-      <w:lvlText w:val="•"/>
-      <w:lvlJc w:val="left"/>
-      <w:pPr>
-        <w:ind w:left="3698" w:hanging="361"/>
-      </w:pPr>
-      <w:rPr>
-        <w:rFonts w:hint="default"/>
-        <w:lang w:val="en-US" w:eastAsia="en-US" w:bidi="ar-SA"/>
-      </w:rPr>
-    </w:lvl>
-  </w:abstractNum>
-  <w:abstractNum w:abstractNumId="27" w15:restartNumberingAfterBreak="0">
-    <w:nsid w:val="6C250425"/>
-    <w:multiLevelType w:val="hybridMultilevel"/>
-    <w:tmpl w:val="41C0C8E4"/>
-    <w:lvl w:ilvl="0" w:tplc="7C729098">
-      <w:numFmt w:val="bullet"/>
-      <w:lvlText w:val=""/>
-      <w:lvlJc w:val="left"/>
-      <w:pPr>
-        <w:ind w:left="820" w:hanging="361"/>
-      </w:pPr>
-      <w:rPr>
-        <w:rFonts w:ascii="Symbol" w:eastAsia="Symbol" w:hAnsi="Symbol" w:cs="Symbol" w:hint="default"/>
-        <w:b w:val="0"/>
-        <w:bCs w:val="0"/>
-        <w:i w:val="0"/>
-        <w:iCs w:val="0"/>
-        <w:spacing w:val="0"/>
-        <w:w w:val="100"/>
-        <w:sz w:val="24"/>
-        <w:szCs w:val="24"/>
-        <w:lang w:val="en-US" w:eastAsia="en-US" w:bidi="ar-SA"/>
-      </w:rPr>
-    </w:lvl>
-    <w:lvl w:ilvl="1" w:tplc="87C87732">
-      <w:numFmt w:val="bullet"/>
-      <w:lvlText w:val="•"/>
-      <w:lvlJc w:val="left"/>
-      <w:pPr>
-        <w:ind w:left="1179" w:hanging="361"/>
-      </w:pPr>
-      <w:rPr>
-        <w:rFonts w:hint="default"/>
-        <w:lang w:val="en-US" w:eastAsia="en-US" w:bidi="ar-SA"/>
-      </w:rPr>
-    </w:lvl>
-    <w:lvl w:ilvl="2" w:tplc="576E6D16">
-      <w:numFmt w:val="bullet"/>
-      <w:lvlText w:val="•"/>
-      <w:lvlJc w:val="left"/>
-      <w:pPr>
-        <w:ind w:left="1539" w:hanging="361"/>
-      </w:pPr>
-      <w:rPr>
-        <w:rFonts w:hint="default"/>
-        <w:lang w:val="en-US" w:eastAsia="en-US" w:bidi="ar-SA"/>
-      </w:rPr>
-    </w:lvl>
-    <w:lvl w:ilvl="3" w:tplc="508EC1E0">
-      <w:numFmt w:val="bullet"/>
-      <w:lvlText w:val="•"/>
-      <w:lvlJc w:val="left"/>
-      <w:pPr>
-        <w:ind w:left="1899" w:hanging="361"/>
-      </w:pPr>
-      <w:rPr>
-        <w:rFonts w:hint="default"/>
-        <w:lang w:val="en-US" w:eastAsia="en-US" w:bidi="ar-SA"/>
-      </w:rPr>
-    </w:lvl>
-    <w:lvl w:ilvl="4" w:tplc="671C185A">
-      <w:numFmt w:val="bullet"/>
-      <w:lvlText w:val="•"/>
-      <w:lvlJc w:val="left"/>
-      <w:pPr>
-        <w:ind w:left="2259" w:hanging="361"/>
-      </w:pPr>
-      <w:rPr>
-        <w:rFonts w:hint="default"/>
-        <w:lang w:val="en-US" w:eastAsia="en-US" w:bidi="ar-SA"/>
-      </w:rPr>
-    </w:lvl>
-    <w:lvl w:ilvl="5" w:tplc="9FD2AE54">
-      <w:numFmt w:val="bullet"/>
-      <w:lvlText w:val="•"/>
-      <w:lvlJc w:val="left"/>
-      <w:pPr>
-        <w:ind w:left="2619" w:hanging="361"/>
-      </w:pPr>
-      <w:rPr>
-        <w:rFonts w:hint="default"/>
-        <w:lang w:val="en-US" w:eastAsia="en-US" w:bidi="ar-SA"/>
-      </w:rPr>
-    </w:lvl>
-    <w:lvl w:ilvl="6" w:tplc="821870E6">
-      <w:numFmt w:val="bullet"/>
-      <w:lvlText w:val="•"/>
-      <w:lvlJc w:val="left"/>
-      <w:pPr>
-        <w:ind w:left="2978" w:hanging="361"/>
-      </w:pPr>
-      <w:rPr>
-        <w:rFonts w:hint="default"/>
-        <w:lang w:val="en-US" w:eastAsia="en-US" w:bidi="ar-SA"/>
-      </w:rPr>
-    </w:lvl>
-    <w:lvl w:ilvl="7" w:tplc="93D006CC">
-      <w:numFmt w:val="bullet"/>
-      <w:lvlText w:val="•"/>
-      <w:lvlJc w:val="left"/>
-      <w:pPr>
-        <w:ind w:left="3338" w:hanging="361"/>
-      </w:pPr>
-      <w:rPr>
-        <w:rFonts w:hint="default"/>
-        <w:lang w:val="en-US" w:eastAsia="en-US" w:bidi="ar-SA"/>
-      </w:rPr>
-    </w:lvl>
-    <w:lvl w:ilvl="8" w:tplc="389C4742">
-      <w:numFmt w:val="bullet"/>
-      <w:lvlText w:val="•"/>
-      <w:lvlJc w:val="left"/>
-      <w:pPr>
-        <w:ind w:left="3698" w:hanging="361"/>
-      </w:pPr>
-      <w:rPr>
-        <w:rFonts w:hint="default"/>
-        <w:lang w:val="en-US" w:eastAsia="en-US" w:bidi="ar-SA"/>
-      </w:rPr>
-    </w:lvl>
-  </w:abstractNum>
-  <w:abstractNum w:abstractNumId="28" w15:restartNumberingAfterBreak="0">
+  <w:abstractNum w:abstractNumId="14" w15:restartNumberingAfterBreak="0">
     <w:nsid w:val="77F95A54"/>
     <w:multiLevelType w:val="hybridMultilevel"/>
     <w:tmpl w:val="87EAA7DC"/>
@@ -3834,171 +2171,50 @@
       </w:pPr>
     </w:lvl>
   </w:abstractNum>
-  <w:abstractNum w:abstractNumId="29" w15:restartNumberingAfterBreak="0">
-    <w:nsid w:val="7F0E0728"/>
-    <w:multiLevelType w:val="hybridMultilevel"/>
-    <w:tmpl w:val="8830F892"/>
-    <w:lvl w:ilvl="0" w:tplc="A8C63C70">
-      <w:numFmt w:val="bullet"/>
-      <w:lvlText w:val=""/>
-      <w:lvlJc w:val="left"/>
-      <w:pPr>
-        <w:ind w:left="820" w:hanging="361"/>
-      </w:pPr>
-      <w:rPr>
-        <w:rFonts w:ascii="Symbol" w:eastAsia="Symbol" w:hAnsi="Symbol" w:cs="Symbol" w:hint="default"/>
-        <w:b w:val="0"/>
-        <w:bCs w:val="0"/>
-        <w:i w:val="0"/>
-        <w:iCs w:val="0"/>
-        <w:spacing w:val="0"/>
-        <w:w w:val="100"/>
-        <w:sz w:val="24"/>
-        <w:szCs w:val="24"/>
-        <w:lang w:val="en-US" w:eastAsia="en-US" w:bidi="ar-SA"/>
-      </w:rPr>
-    </w:lvl>
-    <w:lvl w:ilvl="1" w:tplc="169A89EC">
-      <w:numFmt w:val="bullet"/>
-      <w:lvlText w:val="•"/>
-      <w:lvlJc w:val="left"/>
-      <w:pPr>
-        <w:ind w:left="1179" w:hanging="361"/>
-      </w:pPr>
-      <w:rPr>
-        <w:rFonts w:hint="default"/>
-        <w:lang w:val="en-US" w:eastAsia="en-US" w:bidi="ar-SA"/>
-      </w:rPr>
-    </w:lvl>
-    <w:lvl w:ilvl="2" w:tplc="C7DE1434">
-      <w:numFmt w:val="bullet"/>
-      <w:lvlText w:val="•"/>
-      <w:lvlJc w:val="left"/>
-      <w:pPr>
-        <w:ind w:left="1539" w:hanging="361"/>
-      </w:pPr>
-      <w:rPr>
-        <w:rFonts w:hint="default"/>
-        <w:lang w:val="en-US" w:eastAsia="en-US" w:bidi="ar-SA"/>
-      </w:rPr>
-    </w:lvl>
-    <w:lvl w:ilvl="3" w:tplc="4EC693EA">
-      <w:numFmt w:val="bullet"/>
-      <w:lvlText w:val="•"/>
-      <w:lvlJc w:val="left"/>
-      <w:pPr>
-        <w:ind w:left="1899" w:hanging="361"/>
-      </w:pPr>
-      <w:rPr>
-        <w:rFonts w:hint="default"/>
-        <w:lang w:val="en-US" w:eastAsia="en-US" w:bidi="ar-SA"/>
-      </w:rPr>
-    </w:lvl>
-    <w:lvl w:ilvl="4" w:tplc="1F3EF47C">
-      <w:numFmt w:val="bullet"/>
-      <w:lvlText w:val="•"/>
-      <w:lvlJc w:val="left"/>
-      <w:pPr>
-        <w:ind w:left="2259" w:hanging="361"/>
-      </w:pPr>
-      <w:rPr>
-        <w:rFonts w:hint="default"/>
-        <w:lang w:val="en-US" w:eastAsia="en-US" w:bidi="ar-SA"/>
-      </w:rPr>
-    </w:lvl>
-    <w:lvl w:ilvl="5" w:tplc="BBE6FD6E">
-      <w:numFmt w:val="bullet"/>
-      <w:lvlText w:val="•"/>
-      <w:lvlJc w:val="left"/>
-      <w:pPr>
-        <w:ind w:left="2619" w:hanging="361"/>
-      </w:pPr>
-      <w:rPr>
-        <w:rFonts w:hint="default"/>
-        <w:lang w:val="en-US" w:eastAsia="en-US" w:bidi="ar-SA"/>
-      </w:rPr>
-    </w:lvl>
-    <w:lvl w:ilvl="6" w:tplc="1854A29A">
-      <w:numFmt w:val="bullet"/>
-      <w:lvlText w:val="•"/>
-      <w:lvlJc w:val="left"/>
-      <w:pPr>
-        <w:ind w:left="2978" w:hanging="361"/>
-      </w:pPr>
-      <w:rPr>
-        <w:rFonts w:hint="default"/>
-        <w:lang w:val="en-US" w:eastAsia="en-US" w:bidi="ar-SA"/>
-      </w:rPr>
-    </w:lvl>
-    <w:lvl w:ilvl="7" w:tplc="93AA4F02">
-      <w:numFmt w:val="bullet"/>
-      <w:lvlText w:val="•"/>
-      <w:lvlJc w:val="left"/>
-      <w:pPr>
-        <w:ind w:left="3338" w:hanging="361"/>
-      </w:pPr>
-      <w:rPr>
-        <w:rFonts w:hint="default"/>
-        <w:lang w:val="en-US" w:eastAsia="en-US" w:bidi="ar-SA"/>
-      </w:rPr>
-    </w:lvl>
-    <w:lvl w:ilvl="8" w:tplc="69F8A89A">
-      <w:numFmt w:val="bullet"/>
-      <w:lvlText w:val="•"/>
-      <w:lvlJc w:val="left"/>
-      <w:pPr>
-        <w:ind w:left="3698" w:hanging="361"/>
-      </w:pPr>
-      <w:rPr>
-        <w:rFonts w:hint="default"/>
-        <w:lang w:val="en-US" w:eastAsia="en-US" w:bidi="ar-SA"/>
-      </w:rPr>
-    </w:lvl>
-  </w:abstractNum>
   <w:num w:numId="1" w16cid:durableId="1646008562">
+    <w:abstractNumId w:val="4"/>
+  </w:num>
+  <w:num w:numId="2" w16cid:durableId="249043152">
+    <w:abstractNumId w:val="2"/>
+  </w:num>
+  <w:num w:numId="3" w16cid:durableId="2096776952">
+    <w:abstractNumId w:val="14"/>
+  </w:num>
+  <w:num w:numId="4" w16cid:durableId="877468302">
+    <w:abstractNumId w:val="6"/>
+  </w:num>
+  <w:num w:numId="5" w16cid:durableId="1743864832">
+    <w:abstractNumId w:val="11"/>
+  </w:num>
+  <w:num w:numId="6" w16cid:durableId="435563538">
+    <w:abstractNumId w:val="5"/>
+  </w:num>
+  <w:num w:numId="7" w16cid:durableId="2108692386">
     <w:abstractNumId w:val="9"/>
   </w:num>
-  <w:num w:numId="2" w16cid:durableId="249043152">
+  <w:num w:numId="8" w16cid:durableId="679426948">
+    <w:abstractNumId w:val="10"/>
+  </w:num>
+  <w:num w:numId="9" w16cid:durableId="1484008606">
+    <w:abstractNumId w:val="1"/>
+  </w:num>
+  <w:num w:numId="10" w16cid:durableId="1328971490">
+    <w:abstractNumId w:val="0"/>
+  </w:num>
+  <w:num w:numId="11" w16cid:durableId="1651130130">
+    <w:abstractNumId w:val="13"/>
+  </w:num>
+  <w:num w:numId="12" w16cid:durableId="1011032424">
+    <w:abstractNumId w:val="12"/>
+  </w:num>
+  <w:num w:numId="13" w16cid:durableId="678313702">
     <w:abstractNumId w:val="7"/>
   </w:num>
-  <w:num w:numId="3" w16cid:durableId="2096776952">
-    <w:abstractNumId w:val="28"/>
-  </w:num>
-  <w:num w:numId="4" w16cid:durableId="877468302">
-    <w:abstractNumId w:val="14"/>
-  </w:num>
-  <w:num w:numId="5" w16cid:durableId="1743864832">
-    <w:abstractNumId w:val="22"/>
-  </w:num>
-  <w:num w:numId="6" w16cid:durableId="435563538">
-    <w:abstractNumId w:val="13"/>
-  </w:num>
-  <w:num w:numId="7" w16cid:durableId="2108692386">
-    <w:abstractNumId w:val="18"/>
-  </w:num>
-  <w:num w:numId="8" w16cid:durableId="679426948">
-    <w:abstractNumId w:val="20"/>
-  </w:num>
-  <w:num w:numId="9" w16cid:durableId="1484008606">
-    <w:abstractNumId w:val="2"/>
-  </w:num>
-  <w:num w:numId="10" w16cid:durableId="1328971490">
-    <w:abstractNumId w:val="1"/>
-  </w:num>
-  <w:num w:numId="11" w16cid:durableId="1651130130">
-    <w:abstractNumId w:val="25"/>
-  </w:num>
-  <w:num w:numId="12" w16cid:durableId="1011032424">
-    <w:abstractNumId w:val="24"/>
-  </w:num>
-  <w:num w:numId="13" w16cid:durableId="678313702">
-    <w:abstractNumId w:val="15"/>
-  </w:num>
   <w:num w:numId="14" w16cid:durableId="921253165">
-    <w:abstractNumId w:val="16"/>
+    <w:abstractNumId w:val="8"/>
   </w:num>
   <w:num w:numId="15" w16cid:durableId="1328946899">
-    <w:abstractNumId w:val="8"/>
+    <w:abstractNumId w:val="3"/>
     <w:lvlOverride w:ilvl="0">
       <w:startOverride w:val="1"/>
     </w:lvlOverride>
@@ -4026,51 +2242,6 @@
     <w:lvlOverride w:ilvl="8">
       <w:startOverride w:val="1"/>
     </w:lvlOverride>
-  </w:num>
-  <w:num w:numId="16" w16cid:durableId="354311362">
-    <w:abstractNumId w:val="17"/>
-  </w:num>
-  <w:num w:numId="17" w16cid:durableId="263802706">
-    <w:abstractNumId w:val="4"/>
-  </w:num>
-  <w:num w:numId="18" w16cid:durableId="1962952945">
-    <w:abstractNumId w:val="5"/>
-  </w:num>
-  <w:num w:numId="19" w16cid:durableId="1736389728">
-    <w:abstractNumId w:val="11"/>
-  </w:num>
-  <w:num w:numId="20" w16cid:durableId="1723484204">
-    <w:abstractNumId w:val="27"/>
-  </w:num>
-  <w:num w:numId="21" w16cid:durableId="262537406">
-    <w:abstractNumId w:val="6"/>
-  </w:num>
-  <w:num w:numId="22" w16cid:durableId="964237061">
-    <w:abstractNumId w:val="3"/>
-  </w:num>
-  <w:num w:numId="23" w16cid:durableId="1609387733">
-    <w:abstractNumId w:val="19"/>
-  </w:num>
-  <w:num w:numId="24" w16cid:durableId="1745955296">
-    <w:abstractNumId w:val="21"/>
-  </w:num>
-  <w:num w:numId="25" w16cid:durableId="1866402372">
-    <w:abstractNumId w:val="26"/>
-  </w:num>
-  <w:num w:numId="26" w16cid:durableId="1083256261">
-    <w:abstractNumId w:val="23"/>
-  </w:num>
-  <w:num w:numId="27" w16cid:durableId="1222447217">
-    <w:abstractNumId w:val="0"/>
-  </w:num>
-  <w:num w:numId="28" w16cid:durableId="944194372">
-    <w:abstractNumId w:val="12"/>
-  </w:num>
-  <w:num w:numId="29" w16cid:durableId="477847132">
-    <w:abstractNumId w:val="29"/>
-  </w:num>
-  <w:num w:numId="30" w16cid:durableId="1223322239">
-    <w:abstractNumId w:val="10"/>
   </w:num>
 </w:numbering>
 </file>
@@ -4592,7 +2763,6 @@
   <w:style w:type="character" w:default="1" w:styleId="DefaultParagraphFont">
     <w:name w:val="Default Paragraph Font"/>
     <w:uiPriority w:val="1"/>
-    <w:semiHidden/>
     <w:unhideWhenUsed/>
   </w:style>
   <w:style w:type="table" w:default="1" w:styleId="TableNormal">
@@ -4752,6 +2922,7 @@
   </w:style>
   <w:style w:type="paragraph" w:styleId="NoSpacing">
     <w:name w:val="No Spacing"/>
+    <w:link w:val="NoSpacingChar"/>
     <w:uiPriority w:val="1"/>
     <w:qFormat/>
     <w:rsid w:val="008F4995"/>
@@ -5165,6 +3336,17 @@
         <w:insideV w:val="single" w:sz="4" w:space="0" w:color="BFBFBF" w:themeColor="background1" w:themeShade="BF"/>
       </w:tblBorders>
     </w:tblPr>
+  </w:style>
+  <w:style w:type="character" w:customStyle="1" w:styleId="NoSpacingChar">
+    <w:name w:val="No Spacing Char"/>
+    <w:link w:val="NoSpacing"/>
+    <w:uiPriority w:val="1"/>
+    <w:qFormat/>
+    <w:locked/>
+    <w:rsid w:val="00AE491F"/>
+    <w:rPr>
+      <w:rFonts w:ascii="Calibri" w:eastAsia="Calibri" w:hAnsi="Calibri" w:cs="Calibri"/>
+    </w:rPr>
   </w:style>
 </w:styles>
 </file>
